--- a/aulas/poo/backes/Trab1-PC2.docx
+++ b/aulas/poo/backes/Trab1-PC2.docx
@@ -1,29 +1,31 @@
 
 <file path=word/document.xml><?xml version="1.0" encoding="utf-8"?>
-<w:document xmlns:mc="http://schemas.openxmlformats.org/markup-compatibility/2006" xmlns:o="urn:schemas-microsoft-com:office:office" xmlns:r="http://schemas.openxmlformats.org/officeDocument/2006/relationships" xmlns:m="http://schemas.openxmlformats.org/officeDocument/2006/math" xmlns:v="urn:schemas-microsoft-com:vml" xmlns:wp="http://schemas.openxmlformats.org/drawingml/2006/wordprocessingDrawing" xmlns:w10="urn:schemas-microsoft-com:office:word" xmlns:w="http://schemas.openxmlformats.org/wordprocessingml/2006/main" xmlns:wne="http://schemas.microsoft.com/office/word/2006/wordml" xmlns:sl="http://schemas.openxmlformats.org/schemaLibrary/2006/main" xmlns:a="http://schemas.openxmlformats.org/drawingml/2006/main" xmlns:pic="http://schemas.openxmlformats.org/drawingml/2006/picture" xmlns:c="http://schemas.openxmlformats.org/drawingml/2006/chart" xmlns:lc="http://schemas.openxmlformats.org/drawingml/2006/lockedCanvas" xmlns:dgm="http://schemas.openxmlformats.org/drawingml/2006/diagram" xmlns:wps="http://schemas.microsoft.com/office/word/2010/wordprocessingShape" xmlns:wpg="http://schemas.microsoft.com/office/word/2010/wordprocessingGroup" xmlns:w14="http://schemas.microsoft.com/office/word/2010/wordml" xmlns:w15="http://schemas.microsoft.com/office/word/2012/wordml" xmlns:w16="http://schemas.microsoft.com/office/word/2018/wordml" xmlns:w16cex="http://schemas.microsoft.com/office/word/2018/wordml/cex" xmlns:w16cid="http://schemas.microsoft.com/office/word/2016/wordml/cid" xmlns="http://schemas.microsoft.com/office/tasks/2019/documenttasks" xmlns:cr="http://schemas.microsoft.com/office/comments/2020/reactions">
+<w:document xmlns:wpc="http://schemas.microsoft.com/office/word/2010/wordprocessingCanvas" xmlns:mc="http://schemas.openxmlformats.org/markup-compatibility/2006" xmlns:o="urn:schemas-microsoft-com:office:office" xmlns:r="http://schemas.openxmlformats.org/officeDocument/2006/relationships" xmlns:m="http://schemas.openxmlformats.org/officeDocument/2006/math" xmlns:v="urn:schemas-microsoft-com:vml" xmlns:wp14="http://schemas.microsoft.com/office/word/2010/wordprocessingDrawing" xmlns:wp="http://schemas.openxmlformats.org/drawingml/2006/wordprocessingDrawing" xmlns:w10="urn:schemas-microsoft-com:office:word" xmlns:w="http://schemas.openxmlformats.org/wordprocessingml/2006/main" xmlns:w14="http://schemas.microsoft.com/office/word/2010/wordml" xmlns:w15="http://schemas.microsoft.com/office/word/2012/wordml" xmlns:wpg="http://schemas.microsoft.com/office/word/2010/wordprocessingGroup" xmlns:wpi="http://schemas.microsoft.com/office/word/2010/wordprocessingInk" xmlns:wne="http://schemas.microsoft.com/office/word/2006/wordml" xmlns:wps="http://schemas.microsoft.com/office/word/2010/wordprocessingShape" mc:Ignorable="w14 w15 wp14">
   <w:body>
     <w:p>
       <w:pPr>
         <w:ind w:left="2160" w:firstLine="720"/>
-        <w:rPr/>
-      </w:pPr>
-      <w:r>
-        <w:rPr/>
+      </w:pPr>
+      <w:r>
+        <w:rPr>
+          <w:noProof/>
+        </w:rPr>
         <w:drawing>
-          <wp:inline distB="114300" distT="114300" distL="114300" distR="114300">
+          <wp:inline distT="114300" distB="114300" distL="114300" distR="114300">
             <wp:extent cx="1900238" cy="1381991"/>
-            <wp:effectExtent b="0" l="0" r="0" t="0"/>
+            <wp:effectExtent l="0" t="0" r="0" b="0"/>
             <wp:docPr id="1" name="image1.png"/>
-            <a:graphic>
+            <wp:cNvGraphicFramePr/>
+            <a:graphic xmlns:a="http://schemas.openxmlformats.org/drawingml/2006/main">
               <a:graphicData uri="http://schemas.openxmlformats.org/drawingml/2006/picture">
-                <pic:pic>
+                <pic:pic xmlns:pic="http://schemas.openxmlformats.org/drawingml/2006/picture">
                   <pic:nvPicPr>
                     <pic:cNvPr id="0" name="image1.png"/>
                     <pic:cNvPicPr preferRelativeResize="0"/>
                   </pic:nvPicPr>
                   <pic:blipFill>
-                    <a:blip r:embed="rId6"/>
-                    <a:srcRect b="0" l="0" r="0" t="0"/>
+                    <a:blip r:embed="rId4"/>
+                    <a:srcRect/>
                     <a:stretch>
                       <a:fillRect/>
                     </a:stretch>
@@ -33,7 +35,9 @@
                       <a:off x="0" y="0"/>
                       <a:ext cx="1900238" cy="1381991"/>
                     </a:xfrm>
-                    <a:prstGeom prst="rect"/>
+                    <a:prstGeom prst="rect">
+                      <a:avLst/>
+                    </a:prstGeom>
                     <a:ln/>
                   </pic:spPr>
                 </pic:pic>
@@ -43,61 +47,60 @@
         </w:drawing>
       </w:r>
       <w:r>
-        <w:rPr>
-          <w:rtl w:val="0"/>
-        </w:rPr>
         <w:t xml:space="preserve">  </w:t>
+      </w:r>
+      <w:r>
         <w:tab/>
+      </w:r>
+      <w:r>
         <w:tab/>
       </w:r>
     </w:p>
     <w:p>
       <w:pPr>
-        <w:ind w:left="720" w:firstLine="0"/>
-        <w:jc w:val="both"/>
-        <w:rPr>
-          <w:b w:val="1"/>
-          <w:bCs w:val="1"/>
+        <w:ind w:left="720"/>
+        <w:jc w:val="both"/>
+        <w:rPr>
+          <w:b/>
+          <w:bCs/>
           <w:sz w:val="30"/>
           <w:szCs w:val="30"/>
         </w:rPr>
       </w:pPr>
       <w:r>
         <w:rPr>
-          <w:b w:val="1"/>
-          <w:bCs w:val="1"/>
+          <w:b/>
+          <w:bCs/>
           <w:sz w:val="30"/>
           <w:szCs w:val="30"/>
-          <w:rtl w:val="0"/>
-        </w:rPr>
-        <w:t xml:space="preserve">Trabalho 1 - Programação de Computadores 2</w:t>
-      </w:r>
-    </w:p>
-    <w:p>
-      <w:pPr>
-        <w:ind w:left="720" w:firstLine="0"/>
-        <w:jc w:val="both"/>
-        <w:rPr>
-          <w:b w:val="1"/>
-          <w:bCs w:val="1"/>
+        </w:rPr>
+        <w:t>Trabalho 1 - Programação de Computadores 2</w:t>
+      </w:r>
+    </w:p>
+    <w:p>
+      <w:pPr>
+        <w:ind w:left="720"/>
+        <w:jc w:val="both"/>
+        <w:rPr>
+          <w:b/>
+          <w:bCs/>
           <w:sz w:val="30"/>
           <w:szCs w:val="30"/>
         </w:rPr>
       </w:pPr>
       <w:r>
         <w:rPr>
-          <w:b w:val="1"/>
-          <w:bCs w:val="1"/>
+          <w:b/>
+          <w:bCs/>
           <w:sz w:val="30"/>
           <w:szCs w:val="30"/>
-          <w:rtl w:val="0"/>
-        </w:rPr>
-        <w:t xml:space="preserve">Tema: Padrões de Projeto Orientados a Objetos</w:t>
-      </w:r>
-    </w:p>
-    <w:p>
-      <w:pPr>
-        <w:ind w:left="720" w:firstLine="0"/>
+        </w:rPr>
+        <w:t>Tema: Padrões de Projeto Orientados a Objetos</w:t>
+      </w:r>
+    </w:p>
+    <w:p>
+      <w:pPr>
+        <w:ind w:left="720"/>
         <w:jc w:val="both"/>
         <w:rPr>
           <w:sz w:val="30"/>
@@ -106,26 +109,24 @@
       </w:pPr>
       <w:r>
         <w:rPr>
-          <w:b w:val="1"/>
-          <w:bCs w:val="1"/>
+          <w:b/>
+          <w:bCs/>
           <w:sz w:val="30"/>
           <w:szCs w:val="30"/>
-          <w:rtl w:val="0"/>
-        </w:rPr>
-        <w:t xml:space="preserve">Valor:</w:t>
+        </w:rPr>
+        <w:t>Valor:</w:t>
       </w:r>
       <w:r>
         <w:rPr>
           <w:sz w:val="30"/>
           <w:szCs w:val="30"/>
-          <w:rtl w:val="0"/>
         </w:rPr>
         <w:t xml:space="preserve"> 30 pontos</w:t>
       </w:r>
     </w:p>
     <w:p>
       <w:pPr>
-        <w:ind w:left="720" w:firstLine="0"/>
+        <w:ind w:left="720"/>
         <w:jc w:val="both"/>
         <w:rPr>
           <w:sz w:val="30"/>
@@ -134,37 +135,30 @@
       </w:pPr>
       <w:r>
         <w:rPr>
-          <w:b w:val="1"/>
-          <w:bCs w:val="1"/>
+          <w:b/>
+          <w:bCs/>
           <w:sz w:val="30"/>
           <w:szCs w:val="30"/>
-          <w:rtl w:val="0"/>
-        </w:rPr>
-        <w:t xml:space="preserve">Data de entrega:</w:t>
+        </w:rPr>
+        <w:t>Data de entrega:</w:t>
       </w:r>
       <w:r>
         <w:rPr>
           <w:sz w:val="30"/>
           <w:szCs w:val="30"/>
-          <w:rtl w:val="0"/>
-        </w:rPr>
-        <w:t xml:space="preserve"> 16/06/2026</w:t>
-      </w:r>
-    </w:p>
-    <w:p>
-      <w:pPr>
-        <w:ind w:left="720" w:firstLine="0"/>
+        </w:rPr>
+        <w:t xml:space="preserve"> 24/11/2026 e 01/12/2026</w:t>
+      </w:r>
+    </w:p>
+    <w:p>
+      <w:pPr>
+        <w:ind w:left="720"/>
         <w:jc w:val="both"/>
         <w:rPr>
           <w:sz w:val="30"/>
           <w:szCs w:val="30"/>
         </w:rPr>
       </w:pPr>
-      <w:r>
-        <w:rPr>
-          <w:rtl w:val="0"/>
-        </w:rPr>
-      </w:r>
     </w:p>
     <w:p>
       <w:pPr>
@@ -179,27 +173,90 @@
         <w:rPr>
           <w:sz w:val="24"/>
           <w:szCs w:val="24"/>
-          <w:rtl w:val="0"/>
         </w:rPr>
         <w:t xml:space="preserve">Padrões de projeto (do inglês, </w:t>
       </w:r>
       <w:r>
         <w:rPr>
-          <w:i w:val="1"/>
-          <w:iCs w:val="1"/>
-          <w:sz w:val="24"/>
-          <w:szCs w:val="24"/>
-          <w:rtl w:val="0"/>
-        </w:rPr>
-        <w:t xml:space="preserve">design pattern</w:t>
-      </w:r>
-      <w:r>
-        <w:rPr>
-          <w:sz w:val="24"/>
-          <w:szCs w:val="24"/>
-          <w:rtl w:val="0"/>
-        </w:rPr>
-        <w:t xml:space="preserve">) são inspirados em uma ideia proposta por Christopher Alexander, um arquiteto — de construções civis e não de software — e professor da Universidade de Berkeley. Em 1977, Alexander lançou um livro chamado “A Patterns Language” [1], no qual ele documenta diversos padrões para construção de cidades e prédios.</w:t>
+          <w:i/>
+          <w:iCs/>
+          <w:sz w:val="24"/>
+          <w:szCs w:val="24"/>
+        </w:rPr>
+        <w:t xml:space="preserve">design </w:t>
+      </w:r>
+      <w:proofErr w:type="spellStart"/>
+      <w:r>
+        <w:rPr>
+          <w:i/>
+          <w:iCs/>
+          <w:sz w:val="24"/>
+          <w:szCs w:val="24"/>
+        </w:rPr>
+        <w:t>pattern</w:t>
+      </w:r>
+      <w:proofErr w:type="spellEnd"/>
+      <w:r>
+        <w:rPr>
+          <w:sz w:val="24"/>
+          <w:szCs w:val="24"/>
+        </w:rPr>
+        <w:t xml:space="preserve">) são inspirados em uma ideia proposta por Christopher Alexander, um arquiteto — de construções civis e não de </w:t>
+      </w:r>
+      <w:proofErr w:type="gramStart"/>
+      <w:r>
+        <w:rPr>
+          <w:sz w:val="24"/>
+          <w:szCs w:val="24"/>
+        </w:rPr>
+        <w:t>software</w:t>
+      </w:r>
+      <w:proofErr w:type="gramEnd"/>
+      <w:r>
+        <w:rPr>
+          <w:sz w:val="24"/>
+          <w:szCs w:val="24"/>
+        </w:rPr>
+        <w:t xml:space="preserve"> — e professor da Universidade de Berkeley. Em 1977, Alexander lançou um livro chamado “A </w:t>
+      </w:r>
+      <w:proofErr w:type="spellStart"/>
+      <w:r>
+        <w:rPr>
+          <w:sz w:val="24"/>
+          <w:szCs w:val="24"/>
+        </w:rPr>
+        <w:t>Patterns</w:t>
+      </w:r>
+      <w:proofErr w:type="spellEnd"/>
+      <w:r>
+        <w:rPr>
+          <w:sz w:val="24"/>
+          <w:szCs w:val="24"/>
+        </w:rPr>
+        <w:t xml:space="preserve"> </w:t>
+      </w:r>
+      <w:proofErr w:type="spellStart"/>
+      <w:r>
+        <w:rPr>
+          <w:sz w:val="24"/>
+          <w:szCs w:val="24"/>
+        </w:rPr>
+        <w:t>Language</w:t>
+      </w:r>
+      <w:proofErr w:type="spellEnd"/>
+      <w:r>
+        <w:rPr>
+          <w:sz w:val="24"/>
+          <w:szCs w:val="24"/>
+        </w:rPr>
+        <w:t>” [1], no qual ele documenta d</w:t>
+      </w:r>
+      <w:r>
+        <w:rPr>
+          <w:sz w:val="24"/>
+          <w:szCs w:val="24"/>
+        </w:rPr>
+        <w:t>iversos padrões para construção de cidades e prédios.</w:t>
       </w:r>
     </w:p>
     <w:p>
@@ -215,9 +272,47 @@
         <w:rPr>
           <w:sz w:val="24"/>
           <w:szCs w:val="24"/>
-          <w:rtl w:val="0"/>
-        </w:rPr>
-        <w:t xml:space="preserve">O presente trabalho visa discutir em sala de aula alguns padrões de projeto amplamente conhecidos no livro da "Gangue dos Quatro" [2], liderados pelo cientista da computação suíço Erich Gamma. Segundo ele, os padrões de projeto podem ser categorizados em três tipos: criacionais, estruturais ou comportamentais.</w:t>
+        </w:rPr>
+        <w:t xml:space="preserve">O presente trabalho visa discutir em sala de aula alguns padrões de projeto amplamente conhecidos no livro da "Gangue dos Quatro" [2], liderados pelo cientista da computação suíço Erich </w:t>
+      </w:r>
+      <w:proofErr w:type="spellStart"/>
+      <w:r>
+        <w:rPr>
+          <w:sz w:val="24"/>
+          <w:szCs w:val="24"/>
+        </w:rPr>
+        <w:t>Gamma</w:t>
+      </w:r>
+      <w:proofErr w:type="spellEnd"/>
+      <w:r>
+        <w:rPr>
+          <w:sz w:val="24"/>
+          <w:szCs w:val="24"/>
+        </w:rPr>
+        <w:t>. Segundo e</w:t>
+      </w:r>
+      <w:r>
+        <w:rPr>
+          <w:sz w:val="24"/>
+          <w:szCs w:val="24"/>
+        </w:rPr>
+        <w:t xml:space="preserve">le, os padrões de projeto podem ser categorizados em três tipos: </w:t>
+      </w:r>
+      <w:proofErr w:type="spellStart"/>
+      <w:r>
+        <w:rPr>
+          <w:sz w:val="24"/>
+          <w:szCs w:val="24"/>
+        </w:rPr>
+        <w:t>criacionais</w:t>
+      </w:r>
+      <w:proofErr w:type="spellEnd"/>
+      <w:r>
+        <w:rPr>
+          <w:sz w:val="24"/>
+          <w:szCs w:val="24"/>
+        </w:rPr>
+        <w:t>, estruturais ou comportamentais.</w:t>
       </w:r>
     </w:p>
     <w:p>
@@ -233,25 +328,40 @@
         <w:rPr>
           <w:sz w:val="24"/>
           <w:szCs w:val="24"/>
-          <w:rtl w:val="0"/>
-        </w:rPr>
-        <w:t xml:space="preserve">Para atingir este objetivo, a sala de aula será dividida em 8 grupos. Cada grupo deverá apresentar um </w:t>
-      </w:r>
-      <w:r>
-        <w:rPr>
-          <w:i w:val="1"/>
-          <w:iCs w:val="1"/>
-          <w:sz w:val="24"/>
-          <w:szCs w:val="24"/>
-          <w:rtl w:val="0"/>
-        </w:rPr>
-        <w:t xml:space="preserve">design pattern</w:t>
-      </w:r>
-      <w:r>
-        <w:rPr>
-          <w:sz w:val="24"/>
-          <w:szCs w:val="24"/>
-          <w:rtl w:val="0"/>
+        </w:rPr>
+        <w:t>Para atingir este objetivo, a sala de aula será dividida em 8</w:t>
+      </w:r>
+      <w:r>
+        <w:rPr>
+          <w:sz w:val="24"/>
+          <w:szCs w:val="24"/>
+        </w:rPr>
+        <w:t xml:space="preserve"> grupos. Cada grupo deverá apresentar um </w:t>
+      </w:r>
+      <w:r>
+        <w:rPr>
+          <w:i/>
+          <w:iCs/>
+          <w:sz w:val="24"/>
+          <w:szCs w:val="24"/>
+        </w:rPr>
+        <w:t xml:space="preserve">design </w:t>
+      </w:r>
+      <w:proofErr w:type="spellStart"/>
+      <w:r>
+        <w:rPr>
+          <w:i/>
+          <w:iCs/>
+          <w:sz w:val="24"/>
+          <w:szCs w:val="24"/>
+        </w:rPr>
+        <w:t>pattern</w:t>
+      </w:r>
+      <w:proofErr w:type="spellEnd"/>
+      <w:r>
+        <w:rPr>
+          <w:sz w:val="24"/>
+          <w:szCs w:val="24"/>
         </w:rPr>
         <w:t xml:space="preserve">. </w:t>
       </w:r>
@@ -268,37 +378,42 @@
         <w:rPr>
           <w:sz w:val="24"/>
           <w:szCs w:val="24"/>
-          <w:rtl w:val="0"/>
-        </w:rPr>
-        <w:t xml:space="preserve">Todos os integrantes do grupo deverão falar e apresentar algum aspecto relevante sobre o </w:t>
-      </w:r>
-      <w:r>
-        <w:rPr>
-          <w:i w:val="1"/>
-          <w:iCs w:val="1"/>
-          <w:sz w:val="24"/>
-          <w:szCs w:val="24"/>
-          <w:rtl w:val="0"/>
+        </w:rPr>
+        <w:t>Todos os integrantes do gru</w:t>
+      </w:r>
+      <w:r>
+        <w:rPr>
+          <w:sz w:val="24"/>
+          <w:szCs w:val="24"/>
+        </w:rPr>
+        <w:t xml:space="preserve">po deverão falar e apresentar algum aspecto relevante sobre o </w:t>
+      </w:r>
+      <w:r>
+        <w:rPr>
+          <w:i/>
+          <w:iCs/>
+          <w:sz w:val="24"/>
+          <w:szCs w:val="24"/>
         </w:rPr>
         <w:t xml:space="preserve">design </w:t>
       </w:r>
-      <w:r>
-        <w:rPr>
-          <w:i w:val="1"/>
-          <w:iCs w:val="1"/>
-          <w:sz w:val="24"/>
-          <w:szCs w:val="24"/>
-          <w:rtl w:val="0"/>
-        </w:rPr>
-        <w:t xml:space="preserve">pattern</w:t>
-      </w:r>
-      <w:r>
-        <w:rPr>
-          <w:sz w:val="24"/>
-          <w:szCs w:val="24"/>
-          <w:rtl w:val="0"/>
-        </w:rPr>
-        <w:t xml:space="preserve">.</w:t>
+      <w:proofErr w:type="spellStart"/>
+      <w:r>
+        <w:rPr>
+          <w:i/>
+          <w:iCs/>
+          <w:sz w:val="24"/>
+          <w:szCs w:val="24"/>
+        </w:rPr>
+        <w:t>pattern</w:t>
+      </w:r>
+      <w:proofErr w:type="spellEnd"/>
+      <w:r>
+        <w:rPr>
+          <w:sz w:val="24"/>
+          <w:szCs w:val="24"/>
+        </w:rPr>
+        <w:t>.</w:t>
       </w:r>
     </w:p>
     <w:p>
@@ -314,9 +429,36 @@
         <w:rPr>
           <w:sz w:val="24"/>
           <w:szCs w:val="24"/>
-          <w:rtl w:val="0"/>
-        </w:rPr>
-        <w:t xml:space="preserve">Uma apresentação em slides deverá ser gerada por cada grupo. Dessa forma, o grupo terá no máximo 20 minutos. As apresentações ocorrerão no horário de aula de Programação de Computadores II, sendo que serão utilizados 2 dias para a realização de todas as apresentações (ou seja, serão usados os dias 16/06 e 23/06/2026).</w:t>
+        </w:rPr>
+        <w:t>Uma apresentação em slides deverá ser gerada por cada grupo. Dessa forma, o grupo terá no máximo 15</w:t>
+      </w:r>
+      <w:r>
+        <w:rPr>
+          <w:sz w:val="24"/>
+          <w:szCs w:val="24"/>
+        </w:rPr>
+        <w:t xml:space="preserve"> minutos. As apresentações ocorrerão no horário de aula de Programação de Compu</w:t>
+      </w:r>
+      <w:r>
+        <w:rPr>
+          <w:sz w:val="24"/>
+          <w:szCs w:val="24"/>
+        </w:rPr>
+        <w:t>tadores II, sendo que serão utilizados 2 dias para a realização de todas as apresentações (ou seja, serão usados os dias 24/11</w:t>
+      </w:r>
+      <w:r>
+        <w:rPr>
+          <w:sz w:val="24"/>
+          <w:szCs w:val="24"/>
+        </w:rPr>
+        <w:t xml:space="preserve"> e 01/12</w:t>
+      </w:r>
+      <w:r>
+        <w:rPr>
+          <w:sz w:val="24"/>
+          <w:szCs w:val="24"/>
+        </w:rPr>
+        <w:t>/2026).</w:t>
       </w:r>
     </w:p>
     <w:p>
@@ -324,166 +466,268 @@
         <w:ind w:firstLine="720"/>
         <w:jc w:val="both"/>
         <w:rPr>
-          <w:sz w:val="24"/>
-          <w:szCs w:val="24"/>
-        </w:rPr>
-      </w:pPr>
-      <w:r>
-        <w:rPr>
-          <w:sz w:val="24"/>
-          <w:szCs w:val="24"/>
-          <w:rtl w:val="0"/>
-        </w:rPr>
-        <w:t xml:space="preserve">Segue abaixo um link com uma planilha para ser preenchida com os nomes dos integrantes dos grupos:</w:t>
-      </w:r>
-    </w:p>
-    <w:p>
-      <w:pPr>
-        <w:jc w:val="both"/>
-        <w:rPr>
-          <w:sz w:val="24"/>
-          <w:szCs w:val="24"/>
-        </w:rPr>
-      </w:pPr>
-      <w:r>
-        <w:rPr>
-          <w:rtl w:val="0"/>
-        </w:rPr>
-      </w:r>
-    </w:p>
-    <w:p>
-      <w:pPr>
-        <w:jc w:val="both"/>
-        <w:rPr>
-          <w:sz w:val="24"/>
-          <w:szCs w:val="24"/>
-        </w:rPr>
-      </w:pPr>
-      <w:hyperlink r:id="rId7">
-        <w:r>
-          <w:rPr>
-            <w:color w:val="1155cc"/>
-            <w:sz w:val="24"/>
-            <w:szCs w:val="24"/>
-            <w:u w:val="single"/>
-            <w:rtl w:val="0"/>
-          </w:rPr>
-          <w:t xml:space="preserve">https://docs.google.com/spreadsheets/d/1xY3hC-24MDDU8uYZF9a7qQUHWbiamt90MY2u7Jhbwr0/edit?gid=0#gid=0</w:t>
-        </w:r>
-      </w:hyperlink>
-      <w:r>
-        <w:rPr>
-          <w:rtl w:val="0"/>
-        </w:rPr>
-      </w:r>
-    </w:p>
-    <w:p>
-      <w:pPr>
-        <w:jc w:val="both"/>
-        <w:rPr>
-          <w:sz w:val="24"/>
-          <w:szCs w:val="24"/>
-        </w:rPr>
-      </w:pPr>
-      <w:r>
-        <w:rPr>
-          <w:rtl w:val="0"/>
-        </w:rPr>
-      </w:r>
-    </w:p>
-    <w:p>
-      <w:pPr>
-        <w:ind w:firstLine="720"/>
-        <w:jc w:val="both"/>
-        <w:rPr>
-          <w:sz w:val="24"/>
-          <w:szCs w:val="24"/>
-        </w:rPr>
-      </w:pPr>
-      <w:r>
-        <w:rPr>
-          <w:sz w:val="24"/>
-          <w:szCs w:val="24"/>
-          <w:rtl w:val="0"/>
-        </w:rPr>
-        <w:t xml:space="preserve">No total, serão 7 grupos de 5 pessoas e 1 grupo de 4 pessoas, uma vez que são 39 pessoas matriculadas. Cada "caixa preta" desta planilha já contém o nome do padrão de projeto (design pattern) a ser apresentado.</w:t>
-      </w:r>
-    </w:p>
-    <w:p>
-      <w:pPr>
-        <w:ind w:left="0" w:firstLine="0"/>
-        <w:jc w:val="both"/>
-        <w:rPr>
-          <w:b w:val="1"/>
-          <w:bCs w:val="1"/>
-          <w:i w:val="1"/>
-          <w:iCs w:val="1"/>
-          <w:sz w:val="24"/>
-          <w:szCs w:val="24"/>
-        </w:rPr>
-      </w:pPr>
-      <w:r>
-        <w:rPr>
-          <w:rtl w:val="0"/>
-        </w:rPr>
-      </w:r>
-    </w:p>
-    <w:p>
-      <w:pPr>
-        <w:ind w:left="0" w:firstLine="0"/>
-        <w:jc w:val="both"/>
-        <w:rPr>
+          <w:b/>
+          <w:i/>
+          <w:color w:val="FF0000"/>
+          <w:sz w:val="24"/>
+          <w:szCs w:val="24"/>
+        </w:rPr>
+      </w:pPr>
+      <w:r>
+        <w:rPr>
+          <w:sz w:val="24"/>
+          <w:szCs w:val="24"/>
+        </w:rPr>
+        <w:t>No total, serão 7 grupos de 5 pessoas e 1 g</w:t>
+      </w:r>
+      <w:r>
+        <w:rPr>
+          <w:sz w:val="24"/>
+          <w:szCs w:val="24"/>
+        </w:rPr>
+        <w:t>rupo de 3</w:t>
+      </w:r>
+      <w:r>
+        <w:rPr>
+          <w:sz w:val="24"/>
+          <w:szCs w:val="24"/>
+        </w:rPr>
+        <w:t xml:space="preserve"> pessoas, uma vez que são 38</w:t>
+      </w:r>
+      <w:r>
+        <w:rPr>
+          <w:sz w:val="24"/>
+          <w:szCs w:val="24"/>
+        </w:rPr>
+        <w:t xml:space="preserve"> pessoas matriculadas. Os padrões de projeto a serem apresentados são: </w:t>
+      </w:r>
+      <w:proofErr w:type="spellStart"/>
+      <w:r>
+        <w:rPr>
+          <w:b/>
+          <w:i/>
+          <w:color w:val="FF0000"/>
+          <w:sz w:val="24"/>
+          <w:szCs w:val="24"/>
+        </w:rPr>
+        <w:t>Builder</w:t>
+      </w:r>
+      <w:proofErr w:type="spellEnd"/>
+      <w:r>
+        <w:rPr>
+          <w:b/>
+          <w:i/>
+          <w:color w:val="FF0000"/>
+          <w:sz w:val="24"/>
+          <w:szCs w:val="24"/>
+        </w:rPr>
+        <w:t xml:space="preserve">, </w:t>
+      </w:r>
+      <w:proofErr w:type="spellStart"/>
+      <w:r>
+        <w:rPr>
+          <w:b/>
+          <w:i/>
+          <w:color w:val="FF0000"/>
+          <w:sz w:val="24"/>
+          <w:szCs w:val="24"/>
+        </w:rPr>
+        <w:t>Singleton</w:t>
+      </w:r>
+      <w:proofErr w:type="spellEnd"/>
+      <w:r>
+        <w:rPr>
+          <w:b/>
+          <w:i/>
+          <w:color w:val="FF0000"/>
+          <w:sz w:val="24"/>
+          <w:szCs w:val="24"/>
+        </w:rPr>
+        <w:t xml:space="preserve">, </w:t>
+      </w:r>
+      <w:proofErr w:type="spellStart"/>
+      <w:r>
+        <w:rPr>
+          <w:b/>
+          <w:i/>
+          <w:color w:val="FF0000"/>
+          <w:sz w:val="24"/>
+          <w:szCs w:val="24"/>
+        </w:rPr>
+        <w:t>Flyweight</w:t>
+      </w:r>
+      <w:proofErr w:type="spellEnd"/>
+      <w:r>
+        <w:rPr>
+          <w:b/>
+          <w:i/>
+          <w:color w:val="FF0000"/>
+          <w:sz w:val="24"/>
+          <w:szCs w:val="24"/>
+        </w:rPr>
+        <w:t xml:space="preserve">, </w:t>
+      </w:r>
+      <w:proofErr w:type="spellStart"/>
+      <w:r>
+        <w:rPr>
+          <w:b/>
+          <w:i/>
+          <w:color w:val="FF0000"/>
+          <w:sz w:val="24"/>
+          <w:szCs w:val="24"/>
+        </w:rPr>
+        <w:t>Composite</w:t>
+      </w:r>
+      <w:proofErr w:type="spellEnd"/>
+      <w:r>
+        <w:rPr>
+          <w:b/>
+          <w:i/>
+          <w:color w:val="FF0000"/>
+          <w:sz w:val="24"/>
+          <w:szCs w:val="24"/>
+        </w:rPr>
+        <w:t xml:space="preserve">, </w:t>
+      </w:r>
+      <w:proofErr w:type="spellStart"/>
+      <w:r>
+        <w:rPr>
+          <w:b/>
+          <w:i/>
+          <w:color w:val="FF0000"/>
+          <w:sz w:val="24"/>
+          <w:szCs w:val="24"/>
+        </w:rPr>
+        <w:t>Façade</w:t>
+      </w:r>
+      <w:proofErr w:type="spellEnd"/>
+      <w:r>
+        <w:rPr>
+          <w:b/>
+          <w:i/>
+          <w:color w:val="FF0000"/>
+          <w:sz w:val="24"/>
+          <w:szCs w:val="24"/>
+        </w:rPr>
+        <w:t xml:space="preserve">, Memento, </w:t>
+      </w:r>
+      <w:r>
+        <w:rPr>
+          <w:b/>
+          <w:i/>
+          <w:color w:val="FF0000"/>
+          <w:sz w:val="24"/>
+          <w:szCs w:val="24"/>
+        </w:rPr>
+        <w:t xml:space="preserve">Mediator </w:t>
+      </w:r>
+      <w:r>
+        <w:rPr>
+          <w:b/>
+          <w:i/>
+          <w:color w:val="FF0000"/>
+          <w:sz w:val="24"/>
+          <w:szCs w:val="24"/>
+        </w:rPr>
+        <w:t>e Visitor.</w:t>
+      </w:r>
+    </w:p>
+    <w:p>
+      <w:pPr>
+        <w:jc w:val="both"/>
+        <w:rPr>
+          <w:b/>
+          <w:bCs/>
+          <w:i/>
+          <w:iCs/>
+          <w:sz w:val="24"/>
+          <w:szCs w:val="24"/>
+        </w:rPr>
+      </w:pPr>
+    </w:p>
+    <w:p>
+      <w:pPr>
+        <w:jc w:val="both"/>
+        <w:rPr>
+          <w:b/>
+          <w:bCs/>
+          <w:i/>
+          <w:iCs/>
+          <w:sz w:val="24"/>
+          <w:szCs w:val="24"/>
+        </w:rPr>
+      </w:pPr>
+    </w:p>
+    <w:p>
+      <w:pPr>
+        <w:jc w:val="both"/>
+        <w:rPr>
+          <w:b/>
+          <w:bCs/>
+          <w:i/>
+          <w:iCs/>
+          <w:sz w:val="24"/>
+          <w:szCs w:val="24"/>
+        </w:rPr>
+      </w:pPr>
+      <w:r>
+        <w:rPr>
+          <w:b/>
+          <w:bCs/>
+          <w:i/>
+          <w:iCs/>
+          <w:sz w:val="24"/>
+          <w:szCs w:val="24"/>
+        </w:rPr>
+        <w:t xml:space="preserve">* </w:t>
+      </w:r>
+      <w:r>
+        <w:rPr>
+          <w:b/>
+          <w:bCs/>
+          <w:i/>
+          <w:iCs/>
           <w:sz w:val="24"/>
           <w:szCs w:val="24"/>
           <w:u w:val="single"/>
         </w:rPr>
-      </w:pPr>
-      <w:r>
-        <w:rPr>
-          <w:b w:val="1"/>
-          <w:bCs w:val="1"/>
-          <w:i w:val="1"/>
-          <w:iCs w:val="1"/>
-          <w:sz w:val="24"/>
-          <w:szCs w:val="24"/>
-          <w:rtl w:val="0"/>
-        </w:rPr>
-        <w:t xml:space="preserve">* </w:t>
-      </w:r>
-      <w:r>
-        <w:rPr>
-          <w:b w:val="1"/>
-          <w:bCs w:val="1"/>
-          <w:i w:val="1"/>
-          <w:iCs w:val="1"/>
+        <w:t>OBS.:</w:t>
+      </w:r>
+      <w:r>
+        <w:rPr>
+          <w:b/>
+          <w:bCs/>
+          <w:i/>
+          <w:iCs/>
+          <w:sz w:val="24"/>
+          <w:szCs w:val="24"/>
+        </w:rPr>
+        <w:t xml:space="preserve"> Todos os trabalhos deverão ser enviados para o SIGAA. O grupo deverá colocar os</w:t>
+      </w:r>
+      <w:r>
+        <w:rPr>
+          <w:b/>
+          <w:bCs/>
+          <w:i/>
+          <w:iCs/>
+          <w:sz w:val="24"/>
+          <w:szCs w:val="24"/>
+        </w:rPr>
+        <w:t xml:space="preserve"> slides da apresentação (arquivo PowerPoint).</w:t>
+      </w:r>
+    </w:p>
+    <w:p>
+      <w:pPr>
+        <w:jc w:val="both"/>
+        <w:rPr>
           <w:sz w:val="24"/>
           <w:szCs w:val="24"/>
           <w:u w:val="single"/>
-          <w:rtl w:val="0"/>
-        </w:rPr>
-        <w:t xml:space="preserve">OBS.:</w:t>
-      </w:r>
-      <w:r>
-        <w:rPr>
-          <w:b w:val="1"/>
-          <w:bCs w:val="1"/>
-          <w:i w:val="1"/>
-          <w:iCs w:val="1"/>
-          <w:sz w:val="24"/>
-          <w:szCs w:val="24"/>
-          <w:rtl w:val="0"/>
-        </w:rPr>
-        <w:t xml:space="preserve"> Todos os trabalhos deverão ser enviados para o SIGAA. O grupo deverá colocar os slides da apresentação (arquivo PowerPoint).</w:t>
-      </w:r>
-      <w:r>
-        <w:rPr>
-          <w:rtl w:val="0"/>
-        </w:rPr>
-      </w:r>
-    </w:p>
-    <w:p>
-      <w:pPr>
-        <w:ind w:left="0" w:firstLine="0"/>
+        </w:rPr>
+      </w:pPr>
+    </w:p>
+    <w:p>
+      <w:pPr>
         <w:jc w:val="both"/>
         <w:rPr>
           <w:sz w:val="24"/>
@@ -491,113 +735,374 @@
           <w:u w:val="single"/>
         </w:rPr>
       </w:pPr>
-      <w:r>
+    </w:p>
+    <w:p>
+      <w:pPr>
+        <w:jc w:val="both"/>
         <w:rPr>
           <w:sz w:val="24"/>
           <w:szCs w:val="24"/>
           <w:u w:val="single"/>
-          <w:rtl w:val="0"/>
-        </w:rPr>
-        <w:t xml:space="preserve">Bibliografia:</w:t>
-      </w:r>
-    </w:p>
-    <w:p>
-      <w:pPr>
-        <w:jc w:val="both"/>
-        <w:rPr>
-          <w:sz w:val="24"/>
-          <w:szCs w:val="24"/>
-        </w:rPr>
-      </w:pPr>
-      <w:r>
-        <w:rPr>
-          <w:rtl w:val="0"/>
-        </w:rPr>
-      </w:r>
-    </w:p>
-    <w:p>
-      <w:pPr>
-        <w:jc w:val="both"/>
-        <w:rPr>
-          <w:sz w:val="24"/>
-          <w:szCs w:val="24"/>
-        </w:rPr>
-      </w:pPr>
-      <w:r>
-        <w:rPr>
-          <w:sz w:val="24"/>
-          <w:szCs w:val="24"/>
-          <w:rtl w:val="0"/>
-        </w:rPr>
-        <w:t xml:space="preserve">[1] Alexander, C., Ishikawa, S., &amp; Silverstein, M. (1977). A Pattern Language: Towns, Buildings, Construction. Oxford University Press.</w:t>
-      </w:r>
-    </w:p>
-    <w:p>
-      <w:pPr>
-        <w:jc w:val="both"/>
-        <w:rPr>
-          <w:sz w:val="24"/>
-          <w:szCs w:val="24"/>
-        </w:rPr>
-      </w:pPr>
-      <w:r>
-        <w:rPr>
-          <w:sz w:val="24"/>
-          <w:szCs w:val="24"/>
-          <w:rtl w:val="0"/>
-        </w:rPr>
-        <w:t xml:space="preserve">[2] Erich Gamma, Richard Helm, Ralph Johnson, John Vlissides. "Design Patterns: Elements of Reusable Object-Oriented Software". Addison-Wesley, 1995.</w:t>
-      </w:r>
-    </w:p>
-    <w:p>
-      <w:pPr>
-        <w:jc w:val="both"/>
-        <w:rPr>
-          <w:sz w:val="24"/>
-          <w:szCs w:val="24"/>
-        </w:rPr>
-      </w:pPr>
-      <w:r>
-        <w:rPr>
-          <w:rtl w:val="0"/>
-        </w:rPr>
-      </w:r>
-    </w:p>
-    <w:p>
-      <w:pPr>
-        <w:rPr>
-          <w:sz w:val="50"/>
-          <w:szCs w:val="50"/>
-        </w:rPr>
-      </w:pPr>
-      <w:r>
-        <w:rPr>
-          <w:rtl w:val="0"/>
-        </w:rPr>
-      </w:r>
+        </w:rPr>
+      </w:pPr>
+    </w:p>
+    <w:p>
+      <w:pPr>
+        <w:jc w:val="both"/>
+        <w:rPr>
+          <w:sz w:val="24"/>
+          <w:szCs w:val="24"/>
+          <w:u w:val="single"/>
+        </w:rPr>
+      </w:pPr>
+    </w:p>
+    <w:p>
+      <w:pPr>
+        <w:jc w:val="both"/>
+        <w:rPr>
+          <w:sz w:val="24"/>
+          <w:szCs w:val="24"/>
+          <w:u w:val="single"/>
+        </w:rPr>
+      </w:pPr>
+    </w:p>
+    <w:p>
+      <w:pPr>
+        <w:jc w:val="both"/>
+        <w:rPr>
+          <w:sz w:val="24"/>
+          <w:szCs w:val="24"/>
+          <w:u w:val="single"/>
+        </w:rPr>
+      </w:pPr>
+      <w:r>
+        <w:rPr>
+          <w:sz w:val="24"/>
+          <w:szCs w:val="24"/>
+          <w:u w:val="single"/>
+        </w:rPr>
+        <w:lastRenderedPageBreak/>
+        <w:t>Bibliografia:</w:t>
+      </w:r>
+    </w:p>
+    <w:p>
+      <w:pPr>
+        <w:jc w:val="both"/>
+        <w:rPr>
+          <w:sz w:val="24"/>
+          <w:szCs w:val="24"/>
+        </w:rPr>
+      </w:pPr>
+    </w:p>
+    <w:p>
+      <w:pPr>
+        <w:jc w:val="both"/>
+        <w:rPr>
+          <w:sz w:val="24"/>
+          <w:szCs w:val="24"/>
+        </w:rPr>
+      </w:pPr>
+      <w:r>
+        <w:rPr>
+          <w:sz w:val="24"/>
+          <w:szCs w:val="24"/>
+        </w:rPr>
+        <w:t xml:space="preserve">[1] Alexander, C., Ishikawa, S., &amp; </w:t>
+      </w:r>
+      <w:proofErr w:type="spellStart"/>
+      <w:r>
+        <w:rPr>
+          <w:sz w:val="24"/>
+          <w:szCs w:val="24"/>
+        </w:rPr>
+        <w:t>Silverstein</w:t>
+      </w:r>
+      <w:proofErr w:type="spellEnd"/>
+      <w:r>
+        <w:rPr>
+          <w:sz w:val="24"/>
+          <w:szCs w:val="24"/>
+        </w:rPr>
+        <w:t xml:space="preserve">, M. (1977). A </w:t>
+      </w:r>
+      <w:proofErr w:type="spellStart"/>
+      <w:r>
+        <w:rPr>
+          <w:sz w:val="24"/>
+          <w:szCs w:val="24"/>
+        </w:rPr>
+        <w:t>Pattern</w:t>
+      </w:r>
+      <w:proofErr w:type="spellEnd"/>
+      <w:r>
+        <w:rPr>
+          <w:sz w:val="24"/>
+          <w:szCs w:val="24"/>
+        </w:rPr>
+        <w:t xml:space="preserve"> </w:t>
+      </w:r>
+      <w:proofErr w:type="spellStart"/>
+      <w:r>
+        <w:rPr>
+          <w:sz w:val="24"/>
+          <w:szCs w:val="24"/>
+        </w:rPr>
+        <w:t>Language</w:t>
+      </w:r>
+      <w:proofErr w:type="spellEnd"/>
+      <w:r>
+        <w:rPr>
+          <w:sz w:val="24"/>
+          <w:szCs w:val="24"/>
+        </w:rPr>
+        <w:t xml:space="preserve">: </w:t>
+      </w:r>
+      <w:proofErr w:type="spellStart"/>
+      <w:r>
+        <w:rPr>
+          <w:sz w:val="24"/>
+          <w:szCs w:val="24"/>
+        </w:rPr>
+        <w:t>Towns</w:t>
+      </w:r>
+      <w:proofErr w:type="spellEnd"/>
+      <w:r>
+        <w:rPr>
+          <w:sz w:val="24"/>
+          <w:szCs w:val="24"/>
+        </w:rPr>
+        <w:t xml:space="preserve">, </w:t>
+      </w:r>
+      <w:proofErr w:type="spellStart"/>
+      <w:r>
+        <w:rPr>
+          <w:sz w:val="24"/>
+          <w:szCs w:val="24"/>
+        </w:rPr>
+        <w:t>Buildings</w:t>
+      </w:r>
+      <w:proofErr w:type="spellEnd"/>
+      <w:r>
+        <w:rPr>
+          <w:sz w:val="24"/>
+          <w:szCs w:val="24"/>
+        </w:rPr>
+        <w:t xml:space="preserve">, </w:t>
+      </w:r>
+      <w:proofErr w:type="spellStart"/>
+      <w:r>
+        <w:rPr>
+          <w:sz w:val="24"/>
+          <w:szCs w:val="24"/>
+        </w:rPr>
+        <w:t>Construction</w:t>
+      </w:r>
+      <w:proofErr w:type="spellEnd"/>
+      <w:r>
+        <w:rPr>
+          <w:sz w:val="24"/>
+          <w:szCs w:val="24"/>
+        </w:rPr>
+        <w:t xml:space="preserve">. Oxford </w:t>
+      </w:r>
+      <w:proofErr w:type="spellStart"/>
+      <w:r>
+        <w:rPr>
+          <w:sz w:val="24"/>
+          <w:szCs w:val="24"/>
+        </w:rPr>
+        <w:t>University</w:t>
+      </w:r>
+      <w:proofErr w:type="spellEnd"/>
+      <w:r>
+        <w:rPr>
+          <w:sz w:val="24"/>
+          <w:szCs w:val="24"/>
+        </w:rPr>
+        <w:t xml:space="preserve"> Press.</w:t>
+      </w:r>
+    </w:p>
+    <w:p>
+      <w:pPr>
+        <w:jc w:val="both"/>
+        <w:rPr>
+          <w:sz w:val="24"/>
+          <w:szCs w:val="24"/>
+        </w:rPr>
+      </w:pPr>
+      <w:r>
+        <w:rPr>
+          <w:sz w:val="24"/>
+          <w:szCs w:val="24"/>
+        </w:rPr>
+        <w:t xml:space="preserve">[2] Erich </w:t>
+      </w:r>
+      <w:proofErr w:type="spellStart"/>
+      <w:r>
+        <w:rPr>
+          <w:sz w:val="24"/>
+          <w:szCs w:val="24"/>
+        </w:rPr>
+        <w:t>Gamma</w:t>
+      </w:r>
+      <w:proofErr w:type="spellEnd"/>
+      <w:r>
+        <w:rPr>
+          <w:sz w:val="24"/>
+          <w:szCs w:val="24"/>
+        </w:rPr>
+        <w:t xml:space="preserve">, Richard </w:t>
+      </w:r>
+      <w:proofErr w:type="spellStart"/>
+      <w:r>
+        <w:rPr>
+          <w:sz w:val="24"/>
+          <w:szCs w:val="24"/>
+        </w:rPr>
+        <w:t>Helm</w:t>
+      </w:r>
+      <w:proofErr w:type="spellEnd"/>
+      <w:r>
+        <w:rPr>
+          <w:sz w:val="24"/>
+          <w:szCs w:val="24"/>
+        </w:rPr>
+        <w:t xml:space="preserve">, Ralph Johnson, John </w:t>
+      </w:r>
+      <w:proofErr w:type="spellStart"/>
+      <w:r>
+        <w:rPr>
+          <w:sz w:val="24"/>
+          <w:szCs w:val="24"/>
+        </w:rPr>
+        <w:t>Vlissides</w:t>
+      </w:r>
+      <w:proofErr w:type="spellEnd"/>
+      <w:r>
+        <w:rPr>
+          <w:sz w:val="24"/>
+          <w:szCs w:val="24"/>
+        </w:rPr>
+        <w:t xml:space="preserve">. "Design </w:t>
+      </w:r>
+      <w:proofErr w:type="spellStart"/>
+      <w:r>
+        <w:rPr>
+          <w:sz w:val="24"/>
+          <w:szCs w:val="24"/>
+        </w:rPr>
+        <w:t>Patterns</w:t>
+      </w:r>
+      <w:proofErr w:type="spellEnd"/>
+      <w:r>
+        <w:rPr>
+          <w:sz w:val="24"/>
+          <w:szCs w:val="24"/>
+        </w:rPr>
+        <w:t xml:space="preserve">: </w:t>
+      </w:r>
+      <w:proofErr w:type="spellStart"/>
+      <w:r>
+        <w:rPr>
+          <w:sz w:val="24"/>
+          <w:szCs w:val="24"/>
+        </w:rPr>
+        <w:t>Elements</w:t>
+      </w:r>
+      <w:proofErr w:type="spellEnd"/>
+      <w:r>
+        <w:rPr>
+          <w:sz w:val="24"/>
+          <w:szCs w:val="24"/>
+        </w:rPr>
+        <w:t xml:space="preserve"> </w:t>
+      </w:r>
+      <w:proofErr w:type="spellStart"/>
+      <w:r>
+        <w:rPr>
+          <w:sz w:val="24"/>
+          <w:szCs w:val="24"/>
+        </w:rPr>
+        <w:t>of</w:t>
+      </w:r>
+      <w:proofErr w:type="spellEnd"/>
+      <w:r>
+        <w:rPr>
+          <w:sz w:val="24"/>
+          <w:szCs w:val="24"/>
+        </w:rPr>
+        <w:t xml:space="preserve"> </w:t>
+      </w:r>
+      <w:proofErr w:type="spellStart"/>
+      <w:r>
+        <w:rPr>
+          <w:sz w:val="24"/>
+          <w:szCs w:val="24"/>
+        </w:rPr>
+        <w:t>Reusable</w:t>
+      </w:r>
+      <w:proofErr w:type="spellEnd"/>
+      <w:r>
+        <w:rPr>
+          <w:sz w:val="24"/>
+          <w:szCs w:val="24"/>
+        </w:rPr>
+        <w:t xml:space="preserve"> </w:t>
+      </w:r>
+      <w:proofErr w:type="spellStart"/>
+      <w:r>
+        <w:rPr>
+          <w:sz w:val="24"/>
+          <w:szCs w:val="24"/>
+        </w:rPr>
+        <w:t>Object-Oriented</w:t>
+      </w:r>
+      <w:proofErr w:type="spellEnd"/>
+      <w:r>
+        <w:rPr>
+          <w:sz w:val="24"/>
+          <w:szCs w:val="24"/>
+        </w:rPr>
+        <w:t xml:space="preserve"> Software". </w:t>
+      </w:r>
+      <w:proofErr w:type="spellStart"/>
+      <w:r>
+        <w:rPr>
+          <w:sz w:val="24"/>
+          <w:szCs w:val="24"/>
+        </w:rPr>
+        <w:t>Addison</w:t>
+      </w:r>
+      <w:proofErr w:type="spellEnd"/>
+      <w:r>
+        <w:rPr>
+          <w:sz w:val="24"/>
+          <w:szCs w:val="24"/>
+        </w:rPr>
+        <w:t>-Wesley, 1995.</w:t>
+      </w:r>
+      <w:bookmarkStart w:id="0" w:name="_GoBack"/>
+      <w:bookmarkEnd w:id="0"/>
     </w:p>
     <w:sectPr>
-      <w:pgSz w:h="16834" w:w="11909" w:orient="portrait"/>
-      <w:pgMar w:bottom="1440" w:top="1440" w:left="1440" w:right="1440" w:header="720" w:footer="720"/>
+      <w:pgSz w:w="11909" w:h="16834"/>
+      <w:pgMar w:top="1440" w:right="1440" w:bottom="1440" w:left="1440" w:header="720" w:footer="720" w:gutter="0"/>
       <w:pgNumType w:start="1"/>
+      <w:cols w:space="720"/>
     </w:sectPr>
   </w:body>
 </w:document>
 </file>
 
-<file path=word/numbering.xml><?xml version="1.0" encoding="utf-8"?>
-<w:numbering xmlns:mc="http://schemas.openxmlformats.org/markup-compatibility/2006" xmlns:o="urn:schemas-microsoft-com:office:office" xmlns:r="http://schemas.openxmlformats.org/officeDocument/2006/relationships" xmlns:m="http://schemas.openxmlformats.org/officeDocument/2006/math" xmlns:v="urn:schemas-microsoft-com:vml" xmlns:wp="http://schemas.openxmlformats.org/drawingml/2006/wordprocessingDrawing" xmlns:w10="urn:schemas-microsoft-com:office:word" xmlns:w="http://schemas.openxmlformats.org/wordprocessingml/2006/main" xmlns:wne="http://schemas.microsoft.com/office/word/2006/wordml" xmlns:sl="http://schemas.openxmlformats.org/schemaLibrary/2006/main" xmlns:a="http://schemas.openxmlformats.org/drawingml/2006/main" xmlns:pic="http://schemas.openxmlformats.org/drawingml/2006/picture" xmlns:c="http://schemas.openxmlformats.org/drawingml/2006/chart" xmlns:lc="http://schemas.openxmlformats.org/drawingml/2006/lockedCanvas" xmlns:dgm="http://schemas.openxmlformats.org/drawingml/2006/diagram" xmlns:wps="http://schemas.microsoft.com/office/word/2010/wordprocessingShape" xmlns:wpg="http://schemas.microsoft.com/office/word/2010/wordprocessingGroup" xmlns:w14="http://schemas.microsoft.com/office/word/2010/wordml" xmlns:w15="http://schemas.microsoft.com/office/word/2012/wordml" xmlns:w16="http://schemas.microsoft.com/office/word/2018/wordml" xmlns:w16cex="http://schemas.microsoft.com/office/word/2018/wordml/cex" xmlns:w16cid="http://schemas.microsoft.com/office/word/2016/wordml/cid" xmlns="http://schemas.microsoft.com/office/tasks/2019/documenttasks" xmlns:cr="http://schemas.microsoft.com/office/comments/2020/reactions"/>
-</file>
-
 <file path=word/styles.xml><?xml version="1.0" encoding="utf-8"?>
-<w:styles xmlns:mc="http://schemas.openxmlformats.org/markup-compatibility/2006" xmlns:o="urn:schemas-microsoft-com:office:office" xmlns:r="http://schemas.openxmlformats.org/officeDocument/2006/relationships" xmlns:m="http://schemas.openxmlformats.org/officeDocument/2006/math" xmlns:v="urn:schemas-microsoft-com:vml" xmlns:wp="http://schemas.openxmlformats.org/drawingml/2006/wordprocessingDrawing" xmlns:w10="urn:schemas-microsoft-com:office:word" xmlns:w="http://schemas.openxmlformats.org/wordprocessingml/2006/main" xmlns:wne="http://schemas.microsoft.com/office/word/2006/wordml" xmlns:sl="http://schemas.openxmlformats.org/schemaLibrary/2006/main" xmlns:a="http://schemas.openxmlformats.org/drawingml/2006/main" xmlns:pic="http://schemas.openxmlformats.org/drawingml/2006/picture" xmlns:c="http://schemas.openxmlformats.org/drawingml/2006/chart" xmlns:lc="http://schemas.openxmlformats.org/drawingml/2006/lockedCanvas" xmlns:dgm="http://schemas.openxmlformats.org/drawingml/2006/diagram" xmlns:wps="http://schemas.microsoft.com/office/word/2010/wordprocessingShape" xmlns:wpg="http://schemas.microsoft.com/office/word/2010/wordprocessingGroup" xmlns:w14="http://schemas.microsoft.com/office/word/2010/wordml" xmlns:w15="http://schemas.microsoft.com/office/word/2012/wordml" xmlns:w16="http://schemas.microsoft.com/office/word/2018/wordml" xmlns:w16cex="http://schemas.microsoft.com/office/word/2018/wordml/cex" xmlns:w16cid="http://schemas.microsoft.com/office/word/2016/wordml/cid" xmlns="http://schemas.microsoft.com/office/tasks/2019/documenttasks" xmlns:cr="http://schemas.microsoft.com/office/comments/2020/reactions">
+<w:styles xmlns:mc="http://schemas.openxmlformats.org/markup-compatibility/2006" xmlns:r="http://schemas.openxmlformats.org/officeDocument/2006/relationships" xmlns:w="http://schemas.openxmlformats.org/wordprocessingml/2006/main" xmlns:w14="http://schemas.microsoft.com/office/word/2010/wordml" xmlns:w15="http://schemas.microsoft.com/office/word/2012/wordml" mc:Ignorable="w14 w15">
   <w:docDefaults>
     <w:rPrDefault>
       <w:rPr>
-        <w:rFonts w:ascii="Arial" w:cs="Arial" w:eastAsia="Arial" w:hAnsi="Arial"/>
+        <w:rFonts w:ascii="Arial" w:eastAsia="Arial" w:hAnsi="Arial" w:cs="Arial"/>
         <w:sz w:val="22"/>
         <w:szCs w:val="22"/>
-        <w:lang w:val="pt_BR"/>
+        <w:lang w:val="pt-BR" w:eastAsia="pt-BR" w:bidi="ar-SA"/>
       </w:rPr>
     </w:rPrDefault>
     <w:pPrDefault>
@@ -606,79 +1111,437 @@
       </w:pPr>
     </w:pPrDefault>
   </w:docDefaults>
-  <w:style w:type="table" w:styleId="TableNormal" w:default="1">
-    <w:name w:val="TableNormal"/>
-    <w:tblPr>
-      <w:tblCellMar>
-        <w:top w:w="100.0" w:type="dxa"/>
-        <w:left w:w="100.0" w:type="dxa"/>
-        <w:bottom w:w="100.0" w:type="dxa"/>
-        <w:right w:w="100.0" w:type="dxa"/>
-      </w:tblCellMar>
-    </w:tblPr>
+  <w:latentStyles w:defLockedState="0" w:defUIPriority="99" w:defSemiHidden="0" w:defUnhideWhenUsed="0" w:defQFormat="0" w:count="371">
+    <w:lsdException w:name="Normal" w:uiPriority="0" w:qFormat="1"/>
+    <w:lsdException w:name="heading 1" w:uiPriority="9" w:qFormat="1"/>
+    <w:lsdException w:name="heading 2" w:semiHidden="1" w:uiPriority="9" w:unhideWhenUsed="1" w:qFormat="1"/>
+    <w:lsdException w:name="heading 3" w:semiHidden="1" w:uiPriority="9" w:unhideWhenUsed="1" w:qFormat="1"/>
+    <w:lsdException w:name="heading 4" w:semiHidden="1" w:uiPriority="9" w:unhideWhenUsed="1" w:qFormat="1"/>
+    <w:lsdException w:name="heading 5" w:semiHidden="1" w:uiPriority="9" w:unhideWhenUsed="1" w:qFormat="1"/>
+    <w:lsdException w:name="heading 6" w:semiHidden="1" w:uiPriority="9" w:unhideWhenUsed="1" w:qFormat="1"/>
+    <w:lsdException w:name="heading 7" w:semiHidden="1" w:uiPriority="9" w:unhideWhenUsed="1" w:qFormat="1"/>
+    <w:lsdException w:name="heading 8" w:semiHidden="1" w:uiPriority="9" w:unhideWhenUsed="1" w:qFormat="1"/>
+    <w:lsdException w:name="heading 9" w:semiHidden="1" w:uiPriority="9" w:unhideWhenUsed="1" w:qFormat="1"/>
+    <w:lsdException w:name="index 1" w:semiHidden="1" w:unhideWhenUsed="1"/>
+    <w:lsdException w:name="index 2" w:semiHidden="1" w:unhideWhenUsed="1"/>
+    <w:lsdException w:name="index 3" w:semiHidden="1" w:unhideWhenUsed="1"/>
+    <w:lsdException w:name="index 4" w:semiHidden="1" w:unhideWhenUsed="1"/>
+    <w:lsdException w:name="index 5" w:semiHidden="1" w:unhideWhenUsed="1"/>
+    <w:lsdException w:name="index 6" w:semiHidden="1" w:unhideWhenUsed="1"/>
+    <w:lsdException w:name="index 7" w:semiHidden="1" w:unhideWhenUsed="1"/>
+    <w:lsdException w:name="index 8" w:semiHidden="1" w:unhideWhenUsed="1"/>
+    <w:lsdException w:name="index 9" w:semiHidden="1" w:unhideWhenUsed="1"/>
+    <w:lsdException w:name="toc 1" w:semiHidden="1" w:uiPriority="39" w:unhideWhenUsed="1"/>
+    <w:lsdException w:name="toc 2" w:semiHidden="1" w:uiPriority="39" w:unhideWhenUsed="1"/>
+    <w:lsdException w:name="toc 3" w:semiHidden="1" w:uiPriority="39" w:unhideWhenUsed="1"/>
+    <w:lsdException w:name="toc 4" w:semiHidden="1" w:uiPriority="39" w:unhideWhenUsed="1"/>
+    <w:lsdException w:name="toc 5" w:semiHidden="1" w:uiPriority="39" w:unhideWhenUsed="1"/>
+    <w:lsdException w:name="toc 6" w:semiHidden="1" w:uiPriority="39" w:unhideWhenUsed="1"/>
+    <w:lsdException w:name="toc 7" w:semiHidden="1" w:uiPriority="39" w:unhideWhenUsed="1"/>
+    <w:lsdException w:name="toc 8" w:semiHidden="1" w:uiPriority="39" w:unhideWhenUsed="1"/>
+    <w:lsdException w:name="toc 9" w:semiHidden="1" w:uiPriority="39" w:unhideWhenUsed="1"/>
+    <w:lsdException w:name="Normal Indent" w:semiHidden="1" w:unhideWhenUsed="1"/>
+    <w:lsdException w:name="footnote text" w:semiHidden="1" w:unhideWhenUsed="1"/>
+    <w:lsdException w:name="annotation text" w:semiHidden="1" w:unhideWhenUsed="1"/>
+    <w:lsdException w:name="header" w:semiHidden="1" w:unhideWhenUsed="1"/>
+    <w:lsdException w:name="footer" w:semiHidden="1" w:unhideWhenUsed="1"/>
+    <w:lsdException w:name="index heading" w:semiHidden="1" w:unhideWhenUsed="1"/>
+    <w:lsdException w:name="caption" w:semiHidden="1" w:uiPriority="35" w:unhideWhenUsed="1" w:qFormat="1"/>
+    <w:lsdException w:name="table of figures" w:semiHidden="1" w:unhideWhenUsed="1"/>
+    <w:lsdException w:name="envelope address" w:semiHidden="1" w:unhideWhenUsed="1"/>
+    <w:lsdException w:name="envelope return" w:semiHidden="1" w:unhideWhenUsed="1"/>
+    <w:lsdException w:name="footnote reference" w:semiHidden="1" w:unhideWhenUsed="1"/>
+    <w:lsdException w:name="annotation reference" w:semiHidden="1" w:unhideWhenUsed="1"/>
+    <w:lsdException w:name="line number" w:semiHidden="1" w:unhideWhenUsed="1"/>
+    <w:lsdException w:name="page number" w:semiHidden="1" w:unhideWhenUsed="1"/>
+    <w:lsdException w:name="endnote reference" w:semiHidden="1" w:unhideWhenUsed="1"/>
+    <w:lsdException w:name="endnote text" w:semiHidden="1" w:unhideWhenUsed="1"/>
+    <w:lsdException w:name="table of authorities" w:semiHidden="1" w:unhideWhenUsed="1"/>
+    <w:lsdException w:name="macro" w:semiHidden="1" w:unhideWhenUsed="1"/>
+    <w:lsdException w:name="toa heading" w:semiHidden="1" w:unhideWhenUsed="1"/>
+    <w:lsdException w:name="List" w:semiHidden="1" w:unhideWhenUsed="1"/>
+    <w:lsdException w:name="List Bullet" w:semiHidden="1" w:unhideWhenUsed="1"/>
+    <w:lsdException w:name="List Number" w:semiHidden="1" w:unhideWhenUsed="1"/>
+    <w:lsdException w:name="List 2" w:semiHidden="1" w:unhideWhenUsed="1"/>
+    <w:lsdException w:name="List 3" w:semiHidden="1" w:unhideWhenUsed="1"/>
+    <w:lsdException w:name="List 4" w:semiHidden="1" w:unhideWhenUsed="1"/>
+    <w:lsdException w:name="List 5" w:semiHidden="1" w:unhideWhenUsed="1"/>
+    <w:lsdException w:name="List Bullet 2" w:semiHidden="1" w:unhideWhenUsed="1"/>
+    <w:lsdException w:name="List Bullet 3" w:semiHidden="1" w:unhideWhenUsed="1"/>
+    <w:lsdException w:name="List Bullet 4" w:semiHidden="1" w:unhideWhenUsed="1"/>
+    <w:lsdException w:name="List Bullet 5" w:semiHidden="1" w:unhideWhenUsed="1"/>
+    <w:lsdException w:name="List Number 2" w:semiHidden="1" w:unhideWhenUsed="1"/>
+    <w:lsdException w:name="List Number 3" w:semiHidden="1" w:unhideWhenUsed="1"/>
+    <w:lsdException w:name="List Number 4" w:semiHidden="1" w:unhideWhenUsed="1"/>
+    <w:lsdException w:name="List Number 5" w:semiHidden="1" w:unhideWhenUsed="1"/>
+    <w:lsdException w:name="Title" w:uiPriority="10" w:qFormat="1"/>
+    <w:lsdException w:name="Closing" w:semiHidden="1" w:unhideWhenUsed="1"/>
+    <w:lsdException w:name="Signature" w:semiHidden="1" w:unhideWhenUsed="1"/>
+    <w:lsdException w:name="Default Paragraph Font" w:semiHidden="1" w:uiPriority="1" w:unhideWhenUsed="1"/>
+    <w:lsdException w:name="Body Text" w:semiHidden="1" w:unhideWhenUsed="1"/>
+    <w:lsdException w:name="Body Text Indent" w:semiHidden="1" w:unhideWhenUsed="1"/>
+    <w:lsdException w:name="List Continue" w:semiHidden="1" w:unhideWhenUsed="1"/>
+    <w:lsdException w:name="List Continue 2" w:semiHidden="1" w:unhideWhenUsed="1"/>
+    <w:lsdException w:name="List Continue 3" w:semiHidden="1" w:unhideWhenUsed="1"/>
+    <w:lsdException w:name="List Continue 4" w:semiHidden="1" w:unhideWhenUsed="1"/>
+    <w:lsdException w:name="List Continue 5" w:semiHidden="1" w:unhideWhenUsed="1"/>
+    <w:lsdException w:name="Message Header" w:semiHidden="1" w:unhideWhenUsed="1"/>
+    <w:lsdException w:name="Subtitle" w:uiPriority="11" w:qFormat="1"/>
+    <w:lsdException w:name="Salutation" w:semiHidden="1" w:unhideWhenUsed="1"/>
+    <w:lsdException w:name="Date" w:semiHidden="1" w:unhideWhenUsed="1"/>
+    <w:lsdException w:name="Body Text First Indent" w:semiHidden="1" w:unhideWhenUsed="1"/>
+    <w:lsdException w:name="Body Text First Indent 2" w:semiHidden="1" w:unhideWhenUsed="1"/>
+    <w:lsdException w:name="Note Heading" w:semiHidden="1" w:unhideWhenUsed="1"/>
+    <w:lsdException w:name="Body Text 2" w:semiHidden="1" w:unhideWhenUsed="1"/>
+    <w:lsdException w:name="Body Text 3" w:semiHidden="1" w:unhideWhenUsed="1"/>
+    <w:lsdException w:name="Body Text Indent 2" w:semiHidden="1" w:unhideWhenUsed="1"/>
+    <w:lsdException w:name="Body Text Indent 3" w:semiHidden="1" w:unhideWhenUsed="1"/>
+    <w:lsdException w:name="Block Text" w:semiHidden="1" w:unhideWhenUsed="1"/>
+    <w:lsdException w:name="Hyperlink" w:semiHidden="1" w:unhideWhenUsed="1"/>
+    <w:lsdException w:name="FollowedHyperlink" w:semiHidden="1" w:unhideWhenUsed="1"/>
+    <w:lsdException w:name="Strong" w:uiPriority="22" w:qFormat="1"/>
+    <w:lsdException w:name="Emphasis" w:uiPriority="20" w:qFormat="1"/>
+    <w:lsdException w:name="Document Map" w:semiHidden="1" w:unhideWhenUsed="1"/>
+    <w:lsdException w:name="Plain Text" w:semiHidden="1" w:unhideWhenUsed="1"/>
+    <w:lsdException w:name="E-mail Signature" w:semiHidden="1" w:unhideWhenUsed="1"/>
+    <w:lsdException w:name="HTML Top of Form" w:semiHidden="1" w:unhideWhenUsed="1"/>
+    <w:lsdException w:name="HTML Bottom of Form" w:semiHidden="1" w:unhideWhenUsed="1"/>
+    <w:lsdException w:name="Normal (Web)" w:semiHidden="1" w:unhideWhenUsed="1"/>
+    <w:lsdException w:name="HTML Acronym" w:semiHidden="1" w:unhideWhenUsed="1"/>
+    <w:lsdException w:name="HTML Address" w:semiHidden="1" w:unhideWhenUsed="1"/>
+    <w:lsdException w:name="HTML Cite" w:semiHidden="1" w:unhideWhenUsed="1"/>
+    <w:lsdException w:name="HTML Code" w:semiHidden="1" w:unhideWhenUsed="1"/>
+    <w:lsdException w:name="HTML Definition" w:semiHidden="1" w:unhideWhenUsed="1"/>
+    <w:lsdException w:name="HTML Keyboard" w:semiHidden="1" w:unhideWhenUsed="1"/>
+    <w:lsdException w:name="HTML Preformatted" w:semiHidden="1" w:unhideWhenUsed="1"/>
+    <w:lsdException w:name="HTML Sample" w:semiHidden="1" w:unhideWhenUsed="1"/>
+    <w:lsdException w:name="HTML Typewriter" w:semiHidden="1" w:unhideWhenUsed="1"/>
+    <w:lsdException w:name="HTML Variable" w:semiHidden="1" w:unhideWhenUsed="1"/>
+    <w:lsdException w:name="Normal Table" w:semiHidden="1" w:unhideWhenUsed="1"/>
+    <w:lsdException w:name="annotation subject" w:semiHidden="1" w:unhideWhenUsed="1"/>
+    <w:lsdException w:name="No List" w:semiHidden="1" w:unhideWhenUsed="1"/>
+    <w:lsdException w:name="Outline List 1" w:semiHidden="1" w:unhideWhenUsed="1"/>
+    <w:lsdException w:name="Outline List 2" w:semiHidden="1" w:unhideWhenUsed="1"/>
+    <w:lsdException w:name="Outline List 3" w:semiHidden="1" w:unhideWhenUsed="1"/>
+    <w:lsdException w:name="Table Simple 1" w:semiHidden="1" w:unhideWhenUsed="1"/>
+    <w:lsdException w:name="Table Simple 2" w:semiHidden="1" w:unhideWhenUsed="1"/>
+    <w:lsdException w:name="Table Simple 3" w:semiHidden="1" w:unhideWhenUsed="1"/>
+    <w:lsdException w:name="Table Classic 1" w:semiHidden="1" w:unhideWhenUsed="1"/>
+    <w:lsdException w:name="Table Classic 2" w:semiHidden="1" w:unhideWhenUsed="1"/>
+    <w:lsdException w:name="Table Classic 3" w:semiHidden="1" w:unhideWhenUsed="1"/>
+    <w:lsdException w:name="Table Classic 4" w:semiHidden="1" w:unhideWhenUsed="1"/>
+    <w:lsdException w:name="Table Colorful 1" w:semiHidden="1" w:unhideWhenUsed="1"/>
+    <w:lsdException w:name="Table Colorful 2" w:semiHidden="1" w:unhideWhenUsed="1"/>
+    <w:lsdException w:name="Table Colorful 3" w:semiHidden="1" w:unhideWhenUsed="1"/>
+    <w:lsdException w:name="Table Columns 1" w:semiHidden="1" w:unhideWhenUsed="1"/>
+    <w:lsdException w:name="Table Columns 2" w:semiHidden="1" w:unhideWhenUsed="1"/>
+    <w:lsdException w:name="Table Columns 3" w:semiHidden="1" w:unhideWhenUsed="1"/>
+    <w:lsdException w:name="Table Columns 4" w:semiHidden="1" w:unhideWhenUsed="1"/>
+    <w:lsdException w:name="Table Columns 5" w:semiHidden="1" w:unhideWhenUsed="1"/>
+    <w:lsdException w:name="Table Grid 1" w:semiHidden="1" w:unhideWhenUsed="1"/>
+    <w:lsdException w:name="Table Grid 2" w:semiHidden="1" w:unhideWhenUsed="1"/>
+    <w:lsdException w:name="Table Grid 3" w:semiHidden="1" w:unhideWhenUsed="1"/>
+    <w:lsdException w:name="Table Grid 4" w:semiHidden="1" w:unhideWhenUsed="1"/>
+    <w:lsdException w:name="Table Grid 5" w:semiHidden="1" w:unhideWhenUsed="1"/>
+    <w:lsdException w:name="Table Grid 6" w:semiHidden="1" w:unhideWhenUsed="1"/>
+    <w:lsdException w:name="Table Grid 7" w:semiHidden="1" w:unhideWhenUsed="1"/>
+    <w:lsdException w:name="Table Grid 8" w:semiHidden="1" w:unhideWhenUsed="1"/>
+    <w:lsdException w:name="Table List 1" w:semiHidden="1" w:unhideWhenUsed="1"/>
+    <w:lsdException w:name="Table List 2" w:semiHidden="1" w:unhideWhenUsed="1"/>
+    <w:lsdException w:name="Table List 3" w:semiHidden="1" w:unhideWhenUsed="1"/>
+    <w:lsdException w:name="Table List 4" w:semiHidden="1" w:unhideWhenUsed="1"/>
+    <w:lsdException w:name="Table List 5" w:semiHidden="1" w:unhideWhenUsed="1"/>
+    <w:lsdException w:name="Table List 6" w:semiHidden="1" w:unhideWhenUsed="1"/>
+    <w:lsdException w:name="Table List 7" w:semiHidden="1" w:unhideWhenUsed="1"/>
+    <w:lsdException w:name="Table List 8" w:semiHidden="1" w:unhideWhenUsed="1"/>
+    <w:lsdException w:name="Table 3D effects 1" w:semiHidden="1" w:unhideWhenUsed="1"/>
+    <w:lsdException w:name="Table 3D effects 2" w:semiHidden="1" w:unhideWhenUsed="1"/>
+    <w:lsdException w:name="Table 3D effects 3" w:semiHidden="1" w:unhideWhenUsed="1"/>
+    <w:lsdException w:name="Table Contemporary" w:semiHidden="1" w:unhideWhenUsed="1"/>
+    <w:lsdException w:name="Table Elegant" w:semiHidden="1" w:unhideWhenUsed="1"/>
+    <w:lsdException w:name="Table Professional" w:semiHidden="1" w:unhideWhenUsed="1"/>
+    <w:lsdException w:name="Table Subtle 1" w:semiHidden="1" w:unhideWhenUsed="1"/>
+    <w:lsdException w:name="Table Subtle 2" w:semiHidden="1" w:unhideWhenUsed="1"/>
+    <w:lsdException w:name="Table Web 1" w:semiHidden="1" w:unhideWhenUsed="1"/>
+    <w:lsdException w:name="Table Web 2" w:semiHidden="1" w:unhideWhenUsed="1"/>
+    <w:lsdException w:name="Table Web 3" w:semiHidden="1" w:unhideWhenUsed="1"/>
+    <w:lsdException w:name="Balloon Text" w:semiHidden="1" w:unhideWhenUsed="1"/>
+    <w:lsdException w:name="Table Grid" w:uiPriority="39"/>
+    <w:lsdException w:name="Table Theme" w:semiHidden="1" w:unhideWhenUsed="1"/>
+    <w:lsdException w:name="Placeholder Text" w:semiHidden="1"/>
+    <w:lsdException w:name="No Spacing" w:uiPriority="1" w:qFormat="1"/>
+    <w:lsdException w:name="Light Shading" w:uiPriority="60"/>
+    <w:lsdException w:name="Light List" w:uiPriority="61"/>
+    <w:lsdException w:name="Light Grid" w:uiPriority="62"/>
+    <w:lsdException w:name="Medium Shading 1" w:uiPriority="63"/>
+    <w:lsdException w:name="Medium Shading 2" w:uiPriority="64"/>
+    <w:lsdException w:name="Medium List 1" w:uiPriority="65"/>
+    <w:lsdException w:name="Medium List 2" w:uiPriority="66"/>
+    <w:lsdException w:name="Medium Grid 1" w:uiPriority="67"/>
+    <w:lsdException w:name="Medium Grid 2" w:uiPriority="68"/>
+    <w:lsdException w:name="Medium Grid 3" w:uiPriority="69"/>
+    <w:lsdException w:name="Dark List" w:uiPriority="70"/>
+    <w:lsdException w:name="Colorful Shading" w:uiPriority="71"/>
+    <w:lsdException w:name="Colorful List" w:uiPriority="72"/>
+    <w:lsdException w:name="Colorful Grid" w:uiPriority="73"/>
+    <w:lsdException w:name="Light Shading Accent 1" w:uiPriority="60"/>
+    <w:lsdException w:name="Light List Accent 1" w:uiPriority="61"/>
+    <w:lsdException w:name="Light Grid Accent 1" w:uiPriority="62"/>
+    <w:lsdException w:name="Medium Shading 1 Accent 1" w:uiPriority="63"/>
+    <w:lsdException w:name="Medium Shading 2 Accent 1" w:uiPriority="64"/>
+    <w:lsdException w:name="Medium List 1 Accent 1" w:uiPriority="65"/>
+    <w:lsdException w:name="Revision" w:semiHidden="1"/>
+    <w:lsdException w:name="List Paragraph" w:uiPriority="34" w:qFormat="1"/>
+    <w:lsdException w:name="Quote" w:uiPriority="29" w:qFormat="1"/>
+    <w:lsdException w:name="Intense Quote" w:uiPriority="30" w:qFormat="1"/>
+    <w:lsdException w:name="Medium List 2 Accent 1" w:uiPriority="66"/>
+    <w:lsdException w:name="Medium Grid 1 Accent 1" w:uiPriority="67"/>
+    <w:lsdException w:name="Medium Grid 2 Accent 1" w:uiPriority="68"/>
+    <w:lsdException w:name="Medium Grid 3 Accent 1" w:uiPriority="69"/>
+    <w:lsdException w:name="Dark List Accent 1" w:uiPriority="70"/>
+    <w:lsdException w:name="Colorful Shading Accent 1" w:uiPriority="71"/>
+    <w:lsdException w:name="Colorful List Accent 1" w:uiPriority="72"/>
+    <w:lsdException w:name="Colorful Grid Accent 1" w:uiPriority="73"/>
+    <w:lsdException w:name="Light Shading Accent 2" w:uiPriority="60"/>
+    <w:lsdException w:name="Light List Accent 2" w:uiPriority="61"/>
+    <w:lsdException w:name="Light Grid Accent 2" w:uiPriority="62"/>
+    <w:lsdException w:name="Medium Shading 1 Accent 2" w:uiPriority="63"/>
+    <w:lsdException w:name="Medium Shading 2 Accent 2" w:uiPriority="64"/>
+    <w:lsdException w:name="Medium List 1 Accent 2" w:uiPriority="65"/>
+    <w:lsdException w:name="Medium List 2 Accent 2" w:uiPriority="66"/>
+    <w:lsdException w:name="Medium Grid 1 Accent 2" w:uiPriority="67"/>
+    <w:lsdException w:name="Medium Grid 2 Accent 2" w:uiPriority="68"/>
+    <w:lsdException w:name="Medium Grid 3 Accent 2" w:uiPriority="69"/>
+    <w:lsdException w:name="Dark List Accent 2" w:uiPriority="70"/>
+    <w:lsdException w:name="Colorful Shading Accent 2" w:uiPriority="71"/>
+    <w:lsdException w:name="Colorful List Accent 2" w:uiPriority="72"/>
+    <w:lsdException w:name="Colorful Grid Accent 2" w:uiPriority="73"/>
+    <w:lsdException w:name="Light Shading Accent 3" w:uiPriority="60"/>
+    <w:lsdException w:name="Light List Accent 3" w:uiPriority="61"/>
+    <w:lsdException w:name="Light Grid Accent 3" w:uiPriority="62"/>
+    <w:lsdException w:name="Medium Shading 1 Accent 3" w:uiPriority="63"/>
+    <w:lsdException w:name="Medium Shading 2 Accent 3" w:uiPriority="64"/>
+    <w:lsdException w:name="Medium List 1 Accent 3" w:uiPriority="65"/>
+    <w:lsdException w:name="Medium List 2 Accent 3" w:uiPriority="66"/>
+    <w:lsdException w:name="Medium Grid 1 Accent 3" w:uiPriority="67"/>
+    <w:lsdException w:name="Medium Grid 2 Accent 3" w:uiPriority="68"/>
+    <w:lsdException w:name="Medium Grid 3 Accent 3" w:uiPriority="69"/>
+    <w:lsdException w:name="Dark List Accent 3" w:uiPriority="70"/>
+    <w:lsdException w:name="Colorful Shading Accent 3" w:uiPriority="71"/>
+    <w:lsdException w:name="Colorful List Accent 3" w:uiPriority="72"/>
+    <w:lsdException w:name="Colorful Grid Accent 3" w:uiPriority="73"/>
+    <w:lsdException w:name="Light Shading Accent 4" w:uiPriority="60"/>
+    <w:lsdException w:name="Light List Accent 4" w:uiPriority="61"/>
+    <w:lsdException w:name="Light Grid Accent 4" w:uiPriority="62"/>
+    <w:lsdException w:name="Medium Shading 1 Accent 4" w:uiPriority="63"/>
+    <w:lsdException w:name="Medium Shading 2 Accent 4" w:uiPriority="64"/>
+    <w:lsdException w:name="Medium List 1 Accent 4" w:uiPriority="65"/>
+    <w:lsdException w:name="Medium List 2 Accent 4" w:uiPriority="66"/>
+    <w:lsdException w:name="Medium Grid 1 Accent 4" w:uiPriority="67"/>
+    <w:lsdException w:name="Medium Grid 2 Accent 4" w:uiPriority="68"/>
+    <w:lsdException w:name="Medium Grid 3 Accent 4" w:uiPriority="69"/>
+    <w:lsdException w:name="Dark List Accent 4" w:uiPriority="70"/>
+    <w:lsdException w:name="Colorful Shading Accent 4" w:uiPriority="71"/>
+    <w:lsdException w:name="Colorful List Accent 4" w:uiPriority="72"/>
+    <w:lsdException w:name="Colorful Grid Accent 4" w:uiPriority="73"/>
+    <w:lsdException w:name="Light Shading Accent 5" w:uiPriority="60"/>
+    <w:lsdException w:name="Light List Accent 5" w:uiPriority="61"/>
+    <w:lsdException w:name="Light Grid Accent 5" w:uiPriority="62"/>
+    <w:lsdException w:name="Medium Shading 1 Accent 5" w:uiPriority="63"/>
+    <w:lsdException w:name="Medium Shading 2 Accent 5" w:uiPriority="64"/>
+    <w:lsdException w:name="Medium List 1 Accent 5" w:uiPriority="65"/>
+    <w:lsdException w:name="Medium List 2 Accent 5" w:uiPriority="66"/>
+    <w:lsdException w:name="Medium Grid 1 Accent 5" w:uiPriority="67"/>
+    <w:lsdException w:name="Medium Grid 2 Accent 5" w:uiPriority="68"/>
+    <w:lsdException w:name="Medium Grid 3 Accent 5" w:uiPriority="69"/>
+    <w:lsdException w:name="Dark List Accent 5" w:uiPriority="70"/>
+    <w:lsdException w:name="Colorful Shading Accent 5" w:uiPriority="71"/>
+    <w:lsdException w:name="Colorful List Accent 5" w:uiPriority="72"/>
+    <w:lsdException w:name="Colorful Grid Accent 5" w:uiPriority="73"/>
+    <w:lsdException w:name="Light Shading Accent 6" w:uiPriority="60"/>
+    <w:lsdException w:name="Light List Accent 6" w:uiPriority="61"/>
+    <w:lsdException w:name="Light Grid Accent 6" w:uiPriority="62"/>
+    <w:lsdException w:name="Medium Shading 1 Accent 6" w:uiPriority="63"/>
+    <w:lsdException w:name="Medium Shading 2 Accent 6" w:uiPriority="64"/>
+    <w:lsdException w:name="Medium List 1 Accent 6" w:uiPriority="65"/>
+    <w:lsdException w:name="Medium List 2 Accent 6" w:uiPriority="66"/>
+    <w:lsdException w:name="Medium Grid 1 Accent 6" w:uiPriority="67"/>
+    <w:lsdException w:name="Medium Grid 2 Accent 6" w:uiPriority="68"/>
+    <w:lsdException w:name="Medium Grid 3 Accent 6" w:uiPriority="69"/>
+    <w:lsdException w:name="Dark List Accent 6" w:uiPriority="70"/>
+    <w:lsdException w:name="Colorful Shading Accent 6" w:uiPriority="71"/>
+    <w:lsdException w:name="Colorful List Accent 6" w:uiPriority="72"/>
+    <w:lsdException w:name="Colorful Grid Accent 6" w:uiPriority="73"/>
+    <w:lsdException w:name="Subtle Emphasis" w:uiPriority="19" w:qFormat="1"/>
+    <w:lsdException w:name="Intense Emphasis" w:uiPriority="21" w:qFormat="1"/>
+    <w:lsdException w:name="Subtle Reference" w:uiPriority="31" w:qFormat="1"/>
+    <w:lsdException w:name="Intense Reference" w:uiPriority="32" w:qFormat="1"/>
+    <w:lsdException w:name="Book Title" w:uiPriority="33" w:qFormat="1"/>
+    <w:lsdException w:name="Bibliography" w:semiHidden="1" w:uiPriority="37" w:unhideWhenUsed="1"/>
+    <w:lsdException w:name="TOC Heading" w:semiHidden="1" w:uiPriority="39" w:unhideWhenUsed="1" w:qFormat="1"/>
+    <w:lsdException w:name="Plain Table 1" w:uiPriority="41"/>
+    <w:lsdException w:name="Plain Table 2" w:uiPriority="42"/>
+    <w:lsdException w:name="Plain Table 3" w:uiPriority="43"/>
+    <w:lsdException w:name="Plain Table 4" w:uiPriority="44"/>
+    <w:lsdException w:name="Plain Table 5" w:uiPriority="45"/>
+    <w:lsdException w:name="Grid Table Light" w:uiPriority="40"/>
+    <w:lsdException w:name="Grid Table 1 Light" w:uiPriority="46"/>
+    <w:lsdException w:name="Grid Table 2" w:uiPriority="47"/>
+    <w:lsdException w:name="Grid Table 3" w:uiPriority="48"/>
+    <w:lsdException w:name="Grid Table 4" w:uiPriority="49"/>
+    <w:lsdException w:name="Grid Table 5 Dark" w:uiPriority="50"/>
+    <w:lsdException w:name="Grid Table 6 Colorful" w:uiPriority="51"/>
+    <w:lsdException w:name="Grid Table 7 Colorful" w:uiPriority="52"/>
+    <w:lsdException w:name="Grid Table 1 Light Accent 1" w:uiPriority="46"/>
+    <w:lsdException w:name="Grid Table 2 Accent 1" w:uiPriority="47"/>
+    <w:lsdException w:name="Grid Table 3 Accent 1" w:uiPriority="48"/>
+    <w:lsdException w:name="Grid Table 4 Accent 1" w:uiPriority="49"/>
+    <w:lsdException w:name="Grid Table 5 Dark Accent 1" w:uiPriority="50"/>
+    <w:lsdException w:name="Grid Table 6 Colorful Accent 1" w:uiPriority="51"/>
+    <w:lsdException w:name="Grid Table 7 Colorful Accent 1" w:uiPriority="52"/>
+    <w:lsdException w:name="Grid Table 1 Light Accent 2" w:uiPriority="46"/>
+    <w:lsdException w:name="Grid Table 2 Accent 2" w:uiPriority="47"/>
+    <w:lsdException w:name="Grid Table 3 Accent 2" w:uiPriority="48"/>
+    <w:lsdException w:name="Grid Table 4 Accent 2" w:uiPriority="49"/>
+    <w:lsdException w:name="Grid Table 5 Dark Accent 2" w:uiPriority="50"/>
+    <w:lsdException w:name="Grid Table 6 Colorful Accent 2" w:uiPriority="51"/>
+    <w:lsdException w:name="Grid Table 7 Colorful Accent 2" w:uiPriority="52"/>
+    <w:lsdException w:name="Grid Table 1 Light Accent 3" w:uiPriority="46"/>
+    <w:lsdException w:name="Grid Table 2 Accent 3" w:uiPriority="47"/>
+    <w:lsdException w:name="Grid Table 3 Accent 3" w:uiPriority="48"/>
+    <w:lsdException w:name="Grid Table 4 Accent 3" w:uiPriority="49"/>
+    <w:lsdException w:name="Grid Table 5 Dark Accent 3" w:uiPriority="50"/>
+    <w:lsdException w:name="Grid Table 6 Colorful Accent 3" w:uiPriority="51"/>
+    <w:lsdException w:name="Grid Table 7 Colorful Accent 3" w:uiPriority="52"/>
+    <w:lsdException w:name="Grid Table 1 Light Accent 4" w:uiPriority="46"/>
+    <w:lsdException w:name="Grid Table 2 Accent 4" w:uiPriority="47"/>
+    <w:lsdException w:name="Grid Table 3 Accent 4" w:uiPriority="48"/>
+    <w:lsdException w:name="Grid Table 4 Accent 4" w:uiPriority="49"/>
+    <w:lsdException w:name="Grid Table 5 Dark Accent 4" w:uiPriority="50"/>
+    <w:lsdException w:name="Grid Table 6 Colorful Accent 4" w:uiPriority="51"/>
+    <w:lsdException w:name="Grid Table 7 Colorful Accent 4" w:uiPriority="52"/>
+    <w:lsdException w:name="Grid Table 1 Light Accent 5" w:uiPriority="46"/>
+    <w:lsdException w:name="Grid Table 2 Accent 5" w:uiPriority="47"/>
+    <w:lsdException w:name="Grid Table 3 Accent 5" w:uiPriority="48"/>
+    <w:lsdException w:name="Grid Table 4 Accent 5" w:uiPriority="49"/>
+    <w:lsdException w:name="Grid Table 5 Dark Accent 5" w:uiPriority="50"/>
+    <w:lsdException w:name="Grid Table 6 Colorful Accent 5" w:uiPriority="51"/>
+    <w:lsdException w:name="Grid Table 7 Colorful Accent 5" w:uiPriority="52"/>
+    <w:lsdException w:name="Grid Table 1 Light Accent 6" w:uiPriority="46"/>
+    <w:lsdException w:name="Grid Table 2 Accent 6" w:uiPriority="47"/>
+    <w:lsdException w:name="Grid Table 3 Accent 6" w:uiPriority="48"/>
+    <w:lsdException w:name="Grid Table 4 Accent 6" w:uiPriority="49"/>
+    <w:lsdException w:name="Grid Table 5 Dark Accent 6" w:uiPriority="50"/>
+    <w:lsdException w:name="Grid Table 6 Colorful Accent 6" w:uiPriority="51"/>
+    <w:lsdException w:name="Grid Table 7 Colorful Accent 6" w:uiPriority="52"/>
+    <w:lsdException w:name="List Table 1 Light" w:uiPriority="46"/>
+    <w:lsdException w:name="List Table 2" w:uiPriority="47"/>
+    <w:lsdException w:name="List Table 3" w:uiPriority="48"/>
+    <w:lsdException w:name="List Table 4" w:uiPriority="49"/>
+    <w:lsdException w:name="List Table 5 Dark" w:uiPriority="50"/>
+    <w:lsdException w:name="List Table 6 Colorful" w:uiPriority="51"/>
+    <w:lsdException w:name="List Table 7 Colorful" w:uiPriority="52"/>
+    <w:lsdException w:name="List Table 1 Light Accent 1" w:uiPriority="46"/>
+    <w:lsdException w:name="List Table 2 Accent 1" w:uiPriority="47"/>
+    <w:lsdException w:name="List Table 3 Accent 1" w:uiPriority="48"/>
+    <w:lsdException w:name="List Table 4 Accent 1" w:uiPriority="49"/>
+    <w:lsdException w:name="List Table 5 Dark Accent 1" w:uiPriority="50"/>
+    <w:lsdException w:name="List Table 6 Colorful Accent 1" w:uiPriority="51"/>
+    <w:lsdException w:name="List Table 7 Colorful Accent 1" w:uiPriority="52"/>
+    <w:lsdException w:name="List Table 1 Light Accent 2" w:uiPriority="46"/>
+    <w:lsdException w:name="List Table 2 Accent 2" w:uiPriority="47"/>
+    <w:lsdException w:name="List Table 3 Accent 2" w:uiPriority="48"/>
+    <w:lsdException w:name="List Table 4 Accent 2" w:uiPriority="49"/>
+    <w:lsdException w:name="List Table 5 Dark Accent 2" w:uiPriority="50"/>
+    <w:lsdException w:name="List Table 6 Colorful Accent 2" w:uiPriority="51"/>
+    <w:lsdException w:name="List Table 7 Colorful Accent 2" w:uiPriority="52"/>
+    <w:lsdException w:name="List Table 1 Light Accent 3" w:uiPriority="46"/>
+    <w:lsdException w:name="List Table 2 Accent 3" w:uiPriority="47"/>
+    <w:lsdException w:name="List Table 3 Accent 3" w:uiPriority="48"/>
+    <w:lsdException w:name="List Table 4 Accent 3" w:uiPriority="49"/>
+    <w:lsdException w:name="List Table 5 Dark Accent 3" w:uiPriority="50"/>
+    <w:lsdException w:name="List Table 6 Colorful Accent 3" w:uiPriority="51"/>
+    <w:lsdException w:name="List Table 7 Colorful Accent 3" w:uiPriority="52"/>
+    <w:lsdException w:name="List Table 1 Light Accent 4" w:uiPriority="46"/>
+    <w:lsdException w:name="List Table 2 Accent 4" w:uiPriority="47"/>
+    <w:lsdException w:name="List Table 3 Accent 4" w:uiPriority="48"/>
+    <w:lsdException w:name="List Table 4 Accent 4" w:uiPriority="49"/>
+    <w:lsdException w:name="List Table 5 Dark Accent 4" w:uiPriority="50"/>
+    <w:lsdException w:name="List Table 6 Colorful Accent 4" w:uiPriority="51"/>
+    <w:lsdException w:name="List Table 7 Colorful Accent 4" w:uiPriority="52"/>
+    <w:lsdException w:name="List Table 1 Light Accent 5" w:uiPriority="46"/>
+    <w:lsdException w:name="List Table 2 Accent 5" w:uiPriority="47"/>
+    <w:lsdException w:name="List Table 3 Accent 5" w:uiPriority="48"/>
+    <w:lsdException w:name="List Table 4 Accent 5" w:uiPriority="49"/>
+    <w:lsdException w:name="List Table 5 Dark Accent 5" w:uiPriority="50"/>
+    <w:lsdException w:name="List Table 6 Colorful Accent 5" w:uiPriority="51"/>
+    <w:lsdException w:name="List Table 7 Colorful Accent 5" w:uiPriority="52"/>
+    <w:lsdException w:name="List Table 1 Light Accent 6" w:uiPriority="46"/>
+    <w:lsdException w:name="List Table 2 Accent 6" w:uiPriority="47"/>
+    <w:lsdException w:name="List Table 3 Accent 6" w:uiPriority="48"/>
+    <w:lsdException w:name="List Table 4 Accent 6" w:uiPriority="49"/>
+    <w:lsdException w:name="List Table 5 Dark Accent 6" w:uiPriority="50"/>
+    <w:lsdException w:name="List Table 6 Colorful Accent 6" w:uiPriority="51"/>
+    <w:lsdException w:name="List Table 7 Colorful Accent 6" w:uiPriority="52"/>
+  </w:latentStyles>
+  <w:style w:type="paragraph" w:default="1" w:styleId="Normal">
+    <w:name w:val="Normal"/>
   </w:style>
-  <w:style w:type="paragraph" w:styleId="Normal" w:default="1">
-    <w:name w:val="normal"/>
-  </w:style>
-  <w:style w:type="paragraph" w:styleId="Heading1">
+  <w:style w:type="paragraph" w:styleId="Ttulo1">
     <w:name w:val="heading 1"/>
     <w:basedOn w:val="Normal"/>
     <w:next w:val="Normal"/>
     <w:pPr>
-      <w:keepNext w:val="1"/>
-      <w:keepLines w:val="1"/>
-      <w:pageBreakBefore w:val="0"/>
-      <w:spacing w:after="120" w:before="400" w:lineRule="auto"/>
+      <w:keepNext/>
+      <w:keepLines/>
+      <w:spacing w:before="400" w:after="120"/>
+      <w:outlineLvl w:val="0"/>
     </w:pPr>
     <w:rPr>
       <w:sz w:val="40"/>
       <w:szCs w:val="40"/>
     </w:rPr>
   </w:style>
-  <w:style w:type="paragraph" w:styleId="Heading2">
+  <w:style w:type="paragraph" w:styleId="Ttulo2">
     <w:name w:val="heading 2"/>
     <w:basedOn w:val="Normal"/>
     <w:next w:val="Normal"/>
     <w:pPr>
-      <w:keepNext w:val="1"/>
-      <w:keepLines w:val="1"/>
-      <w:pageBreakBefore w:val="0"/>
-      <w:spacing w:after="120" w:before="360" w:lineRule="auto"/>
+      <w:keepNext/>
+      <w:keepLines/>
+      <w:spacing w:before="360" w:after="120"/>
+      <w:outlineLvl w:val="1"/>
     </w:pPr>
     <w:rPr>
-      <w:b w:val="0"/>
-      <w:bCs w:val="0"/>
       <w:sz w:val="32"/>
       <w:szCs w:val="32"/>
     </w:rPr>
   </w:style>
-  <w:style w:type="paragraph" w:styleId="Heading3">
+  <w:style w:type="paragraph" w:styleId="Ttulo3">
     <w:name w:val="heading 3"/>
     <w:basedOn w:val="Normal"/>
     <w:next w:val="Normal"/>
     <w:pPr>
-      <w:keepNext w:val="1"/>
-      <w:keepLines w:val="1"/>
-      <w:pageBreakBefore w:val="0"/>
-      <w:spacing w:after="80" w:before="320" w:lineRule="auto"/>
+      <w:keepNext/>
+      <w:keepLines/>
+      <w:spacing w:before="320" w:after="80"/>
+      <w:outlineLvl w:val="2"/>
     </w:pPr>
     <w:rPr>
-      <w:b w:val="0"/>
-      <w:bCs w:val="0"/>
       <w:color w:val="434343"/>
       <w:sz w:val="28"/>
       <w:szCs w:val="28"/>
     </w:rPr>
   </w:style>
-  <w:style w:type="paragraph" w:styleId="Heading4">
+  <w:style w:type="paragraph" w:styleId="Ttulo4">
     <w:name w:val="heading 4"/>
     <w:basedOn w:val="Normal"/>
     <w:next w:val="Normal"/>
     <w:pPr>
-      <w:keepNext w:val="1"/>
-      <w:keepLines w:val="1"/>
-      <w:pageBreakBefore w:val="0"/>
-      <w:spacing w:after="80" w:before="280" w:lineRule="auto"/>
+      <w:keepNext/>
+      <w:keepLines/>
+      <w:spacing w:before="280" w:after="80"/>
+      <w:outlineLvl w:val="3"/>
     </w:pPr>
     <w:rPr>
       <w:color w:val="666666"/>
@@ -686,69 +1549,98 @@
       <w:szCs w:val="24"/>
     </w:rPr>
   </w:style>
-  <w:style w:type="paragraph" w:styleId="Heading5">
+  <w:style w:type="paragraph" w:styleId="Ttulo5">
     <w:name w:val="heading 5"/>
     <w:basedOn w:val="Normal"/>
     <w:next w:val="Normal"/>
     <w:pPr>
-      <w:keepNext w:val="1"/>
-      <w:keepLines w:val="1"/>
-      <w:pageBreakBefore w:val="0"/>
-      <w:spacing w:after="80" w:before="240" w:lineRule="auto"/>
+      <w:keepNext/>
+      <w:keepLines/>
+      <w:spacing w:before="240" w:after="80"/>
+      <w:outlineLvl w:val="4"/>
     </w:pPr>
     <w:rPr>
       <w:color w:val="666666"/>
-      <w:sz w:val="22"/>
-      <w:szCs w:val="22"/>
     </w:rPr>
   </w:style>
-  <w:style w:type="paragraph" w:styleId="Heading6">
+  <w:style w:type="paragraph" w:styleId="Ttulo6">
     <w:name w:val="heading 6"/>
     <w:basedOn w:val="Normal"/>
     <w:next w:val="Normal"/>
     <w:pPr>
-      <w:keepNext w:val="1"/>
-      <w:keepLines w:val="1"/>
-      <w:pageBreakBefore w:val="0"/>
-      <w:spacing w:after="80" w:before="240" w:lineRule="auto"/>
+      <w:keepNext/>
+      <w:keepLines/>
+      <w:spacing w:before="240" w:after="80"/>
+      <w:outlineLvl w:val="5"/>
     </w:pPr>
     <w:rPr>
-      <w:i w:val="1"/>
-      <w:iCs w:val="1"/>
+      <w:i/>
+      <w:iCs/>
       <w:color w:val="666666"/>
-      <w:sz w:val="22"/>
-      <w:szCs w:val="22"/>
     </w:rPr>
   </w:style>
-  <w:style w:type="paragraph" w:styleId="Title">
+  <w:style w:type="character" w:default="1" w:styleId="Fontepargpadro">
+    <w:name w:val="Default Paragraph Font"/>
+    <w:uiPriority w:val="1"/>
+    <w:semiHidden/>
+    <w:unhideWhenUsed/>
+  </w:style>
+  <w:style w:type="table" w:default="1" w:styleId="Tabelanormal">
+    <w:name w:val="Normal Table"/>
+    <w:uiPriority w:val="99"/>
+    <w:semiHidden/>
+    <w:unhideWhenUsed/>
+    <w:tblPr>
+      <w:tblInd w:w="0" w:type="dxa"/>
+      <w:tblCellMar>
+        <w:top w:w="0" w:type="dxa"/>
+        <w:left w:w="108" w:type="dxa"/>
+        <w:bottom w:w="0" w:type="dxa"/>
+        <w:right w:w="108" w:type="dxa"/>
+      </w:tblCellMar>
+    </w:tblPr>
+  </w:style>
+  <w:style w:type="numbering" w:default="1" w:styleId="Semlista">
+    <w:name w:val="No List"/>
+    <w:uiPriority w:val="99"/>
+    <w:semiHidden/>
+    <w:unhideWhenUsed/>
+  </w:style>
+  <w:style w:type="table" w:customStyle="1" w:styleId="TableNormal">
+    <w:name w:val="TableNormal"/>
+    <w:tblPr>
+      <w:tblCellMar>
+        <w:top w:w="100" w:type="dxa"/>
+        <w:left w:w="100" w:type="dxa"/>
+        <w:bottom w:w="100" w:type="dxa"/>
+        <w:right w:w="100" w:type="dxa"/>
+      </w:tblCellMar>
+    </w:tblPr>
+  </w:style>
+  <w:style w:type="paragraph" w:styleId="Ttulo">
     <w:name w:val="Title"/>
     <w:basedOn w:val="Normal"/>
     <w:next w:val="Normal"/>
     <w:pPr>
-      <w:keepNext w:val="1"/>
-      <w:keepLines w:val="1"/>
-      <w:pageBreakBefore w:val="0"/>
-      <w:spacing w:after="60" w:before="0" w:lineRule="auto"/>
+      <w:keepNext/>
+      <w:keepLines/>
+      <w:spacing w:after="60"/>
     </w:pPr>
     <w:rPr>
       <w:sz w:val="52"/>
       <w:szCs w:val="52"/>
     </w:rPr>
   </w:style>
-  <w:style w:type="paragraph" w:styleId="Subtitle">
+  <w:style w:type="paragraph" w:styleId="Subttulo">
     <w:name w:val="Subtitle"/>
     <w:basedOn w:val="Normal"/>
     <w:next w:val="Normal"/>
     <w:pPr>
-      <w:keepNext w:val="1"/>
-      <w:keepLines w:val="1"/>
-      <w:pageBreakBefore w:val="0"/>
-      <w:spacing w:after="320" w:before="0" w:lineRule="auto"/>
+      <w:keepNext/>
+      <w:keepLines/>
+      <w:spacing w:after="320"/>
     </w:pPr>
     <w:rPr>
-      <w:rFonts w:ascii="Arial" w:cs="Arial" w:eastAsia="Arial" w:hAnsi="Arial"/>
-      <w:i w:val="0"/>
-      <w:iCs w:val="0"/>
       <w:color w:val="666666"/>
       <w:sz w:val="30"/>
       <w:szCs w:val="30"/>
